--- a/Specifications/UADC_Syntax_Binding_Program_Specification.docx
+++ b/Specifications/UADC_Syntax_Binding_Program_Specification.docx
@@ -32,14 +32,7 @@
     </w:p>
     <w:p>
       <w:r>
-        <w:rPr>
-          <w:b/>
-          <w:bCs/>
-        </w:rPr>
-        <w:t>Date</w:t>
-      </w:r>
-      <w:r>
-        <w:t>: 2026-08-16</w:t>
+        <w:t>Date: 2026-09-15</w:t>
       </w:r>
     </w:p>
     <w:p>
@@ -19013,6 +19006,775 @@
         <w:t>diagrams/04_data_structure_construction.mmd</w:t>
       </w:r>
     </w:p>
+    <w:p>
+      <w:r>
+        <w:br w:type="page"/>
+      </w:r>
+    </w:p>
+    <w:p>
+      <w:pPr>
+        <w:pStyle w:val="10"/>
+      </w:pPr>
+      <w:r>
+        <w:t>Specification Accepted on 2026/9/15</w:t>
+      </w:r>
+    </w:p>
+    <w:p>
+      <w:r>
+        <w:t>This section defines the current specification and takes precedence over earlier candidate descriptions and descriptions specific to the former 17-column format elsewhere in this document. It distinguishes design decisions, implemented behavior, and the validated scope. Arelle conformance does not constitute acceptance of complete accounting-information preservation or import into an actual application.</w:t>
+      </w:r>
+    </w:p>
+    <w:tbl>
+      <w:tblPr>
+        <w:tblStyle w:val="af7"/>
+        <w:tblW w:type="auto" w:w="0"/>
+        <w:tblLayout w:type="fixed"/>
+        <w:tblLook w:firstColumn="1" w:firstRow="1" w:lastColumn="0" w:lastRow="0" w:noHBand="0" w:noVBand="1" w:val="04A0"/>
+      </w:tblPr>
+      <w:tblGrid>
+        <w:gridCol w:w="4873"/>
+        <w:gridCol w:w="4873"/>
+      </w:tblGrid>
+      <w:tr>
+        <w:trPr>
+          <w:tblHeader w:val="true"/>
+        </w:trPr>
+        <w:tc>
+          <w:tcPr>
+            <w:tcW w:type="dxa" w:w="1512"/>
+            <w:vAlign w:val="center"/>
+            <w:tcMar>
+              <w:top w:w="70" w:type="dxa"/>
+              <w:start w:w="90" w:type="dxa"/>
+              <w:bottom w:w="70" w:type="dxa"/>
+              <w:end w:w="90" w:type="dxa"/>
+            </w:tcMar>
+            <w:shd w:fill="1F4E78"/>
+          </w:tcPr>
+          <w:p>
+            <w:pPr>
+              <w:spacing w:before="20" w:after="20" w:line="252" w:lineRule="auto"/>
+            </w:pPr>
+            <w:r>
+              <w:rPr>
+                <w:rFonts w:ascii="Yu Gothic" w:hAnsi="Yu Gothic"/>
+                <w:b/>
+                <w:color w:val="FFFFFF"/>
+                <w:sz w:val="17"/>
+              </w:rPr>
+              <w:t>Category</w:t>
+            </w:r>
+          </w:p>
+        </w:tc>
+        <w:tc>
+          <w:tcPr>
+            <w:tcW w:type="dxa" w:w="8136"/>
+            <w:vAlign w:val="center"/>
+            <w:tcMar>
+              <w:top w:w="70" w:type="dxa"/>
+              <w:start w:w="90" w:type="dxa"/>
+              <w:bottom w:w="70" w:type="dxa"/>
+              <w:end w:w="90" w:type="dxa"/>
+            </w:tcMar>
+            <w:shd w:fill="1F4E78"/>
+          </w:tcPr>
+          <w:p>
+            <w:pPr>
+              <w:spacing w:before="20" w:after="20" w:line="252" w:lineRule="auto"/>
+            </w:pPr>
+            <w:r>
+              <w:rPr>
+                <w:rFonts w:ascii="Yu Gothic" w:hAnsi="Yu Gothic"/>
+                <w:b/>
+                <w:color w:val="FFFFFF"/>
+                <w:sz w:val="17"/>
+              </w:rPr>
+              <w:t>Current Status</w:t>
+            </w:r>
+          </w:p>
+        </w:tc>
+      </w:tr>
+      <w:tr>
+        <w:tc>
+          <w:tcPr>
+            <w:tcW w:type="dxa" w:w="1512"/>
+            <w:vAlign w:val="center"/>
+            <w:tcMar>
+              <w:top w:w="70" w:type="dxa"/>
+              <w:start w:w="90" w:type="dxa"/>
+              <w:bottom w:w="70" w:type="dxa"/>
+              <w:end w:w="90" w:type="dxa"/>
+            </w:tcMar>
+          </w:tcPr>
+          <w:p>
+            <w:pPr>
+              <w:spacing w:before="20" w:after="20" w:line="252" w:lineRule="auto"/>
+            </w:pPr>
+            <w:r>
+              <w:rPr>
+                <w:rFonts w:ascii="Yu Gothic" w:hAnsi="Yu Gothic"/>
+                <w:color w:val="000000"/>
+                <w:sz w:val="17"/>
+              </w:rPr>
+              <w:t>Design Decision</w:t>
+            </w:r>
+          </w:p>
+        </w:tc>
+        <w:tc>
+          <w:tcPr>
+            <w:tcW w:type="dxa" w:w="8136"/>
+            <w:vAlign w:val="center"/>
+            <w:tcMar>
+              <w:top w:w="70" w:type="dxa"/>
+              <w:start w:w="90" w:type="dxa"/>
+              <w:bottom w:w="70" w:type="dxa"/>
+              <w:end w:w="90" w:type="dxa"/>
+            </w:tcMar>
+          </w:tcPr>
+          <w:p>
+            <w:pPr>
+              <w:spacing w:before="20" w:after="20" w:line="252" w:lineRule="auto"/>
+            </w:pPr>
+            <w:r>
+              <w:rPr>
+                <w:rFonts w:ascii="Yu Gothic" w:hAnsi="Yu Gothic"/>
+                <w:color w:val="000000"/>
+                <w:sz w:val="17"/>
+              </w:rPr>
+              <w:t>The canonical PCA/EPSON Binding uses 16 columns in a fixed order. The former 17-column form is accepted as compatibility input. Semantic identity is the selector-qualified semantic_path; selectors are removed for HMD resolution. The Binding does not contain an id column.</w:t>
+            </w:r>
+          </w:p>
+        </w:tc>
+      </w:tr>
+      <w:tr>
+        <w:tc>
+          <w:tcPr>
+            <w:tcW w:type="dxa" w:w="1512"/>
+            <w:vAlign w:val="center"/>
+            <w:tcMar>
+              <w:top w:w="70" w:type="dxa"/>
+              <w:start w:w="90" w:type="dxa"/>
+              <w:bottom w:w="70" w:type="dxa"/>
+              <w:end w:w="90" w:type="dxa"/>
+            </w:tcMar>
+            <w:shd w:fill="EAF2F8"/>
+          </w:tcPr>
+          <w:p>
+            <w:pPr>
+              <w:spacing w:before="20" w:after="20" w:line="252" w:lineRule="auto"/>
+            </w:pPr>
+            <w:r>
+              <w:rPr>
+                <w:rFonts w:ascii="Yu Gothic" w:hAnsi="Yu Gothic"/>
+                <w:color w:val="000000"/>
+                <w:sz w:val="17"/>
+              </w:rPr>
+              <w:t>Implemented</w:t>
+            </w:r>
+          </w:p>
+        </w:tc>
+        <w:tc>
+          <w:tcPr>
+            <w:tcW w:type="dxa" w:w="8136"/>
+            <w:vAlign w:val="center"/>
+            <w:tcMar>
+              <w:top w:w="70" w:type="dxa"/>
+              <w:start w:w="90" w:type="dxa"/>
+              <w:bottom w:w="70" w:type="dxa"/>
+              <w:end w:w="90" w:type="dxa"/>
+            </w:tcMar>
+            <w:shd w:fill="EAF2F8"/>
+          </w:tcPr>
+          <w:p>
+            <w:pPr>
+              <w:spacing w:before="20" w:after="20" w:line="252" w:lineRule="auto"/>
+            </w:pPr>
+            <w:r>
+              <w:rPr>
+                <w:rFonts w:ascii="Yu Gothic" w:hAnsi="Yu Gothic"/>
+                <w:color w:val="000000"/>
+                <w:sz w:val="17"/>
+              </w:rPr>
+              <w:t>tools/uadc/flat_csv.py reads the 16-column CANONICAL_FIELDS and the 17-column LEGACY_17_FIELDS, validates the HMD semantic_path and sequence, definition tables, grouping, and tax and account mappings, and performs bidirectional conversion.</w:t>
+            </w:r>
+          </w:p>
+        </w:tc>
+      </w:tr>
+      <w:tr>
+        <w:tc>
+          <w:tcPr>
+            <w:tcW w:type="dxa" w:w="1512"/>
+            <w:vAlign w:val="center"/>
+            <w:tcMar>
+              <w:top w:w="70" w:type="dxa"/>
+              <w:start w:w="90" w:type="dxa"/>
+              <w:bottom w:w="70" w:type="dxa"/>
+              <w:end w:w="90" w:type="dxa"/>
+            </w:tcMar>
+          </w:tcPr>
+          <w:p>
+            <w:pPr>
+              <w:spacing w:before="20" w:after="20" w:line="252" w:lineRule="auto"/>
+            </w:pPr>
+            <w:r>
+              <w:rPr>
+                <w:rFonts w:ascii="Yu Gothic" w:hAnsi="Yu Gothic"/>
+                <w:color w:val="000000"/>
+                <w:sz w:val="17"/>
+              </w:rPr>
+              <w:t>Validated</w:t>
+            </w:r>
+          </w:p>
+        </w:tc>
+        <w:tc>
+          <w:tcPr>
+            <w:tcW w:type="dxa" w:w="8136"/>
+            <w:vAlign w:val="center"/>
+            <w:tcMar>
+              <w:top w:w="70" w:type="dxa"/>
+              <w:start w:w="90" w:type="dxa"/>
+              <w:bottom w:w="70" w:type="dxa"/>
+              <w:end w:w="90" w:type="dxa"/>
+            </w:tcMar>
+          </w:tcPr>
+          <w:p>
+            <w:pPr>
+              <w:spacing w:before="20" w:after="20" w:line="252" w:lineRule="auto"/>
+            </w:pPr>
+            <w:r>
+              <w:rPr>
+                <w:rFonts w:ascii="Yu Gothic" w:hAnsi="Yu Gothic"/>
+                <w:color w:val="000000"/>
+                <w:sz w:val="17"/>
+              </w:rPr>
+              <w:t>The accepted formal PCA and EPSON xBRL-CSV instances contain 130,807 and 134,281 facts, respectively, and pass Arelle 2.37.77 validation with 0 errors and 0 warnings. Each AE and BT Tuple/OIM entry point also passes with 0 errors and 0 warnings.</w:t>
+            </w:r>
+          </w:p>
+        </w:tc>
+      </w:tr>
+      <w:tr>
+        <w:tc>
+          <w:tcPr>
+            <w:tcW w:type="dxa" w:w="1512"/>
+            <w:vAlign w:val="center"/>
+            <w:tcMar>
+              <w:top w:w="70" w:type="dxa"/>
+              <w:start w:w="90" w:type="dxa"/>
+              <w:bottom w:w="70" w:type="dxa"/>
+              <w:end w:w="90" w:type="dxa"/>
+            </w:tcMar>
+            <w:shd w:fill="EAF2F8"/>
+          </w:tcPr>
+          <w:p>
+            <w:pPr>
+              <w:spacing w:before="20" w:after="20" w:line="252" w:lineRule="auto"/>
+            </w:pPr>
+            <w:r>
+              <w:rPr>
+                <w:rFonts w:ascii="Yu Gothic" w:hAnsi="Yu Gothic"/>
+                <w:color w:val="000000"/>
+                <w:sz w:val="17"/>
+              </w:rPr>
+              <w:t>Unresolved</w:t>
+            </w:r>
+          </w:p>
+        </w:tc>
+        <w:tc>
+          <w:tcPr>
+            <w:tcW w:type="dxa" w:w="8136"/>
+            <w:vAlign w:val="center"/>
+            <w:tcMar>
+              <w:top w:w="70" w:type="dxa"/>
+              <w:start w:w="90" w:type="dxa"/>
+              <w:bottom w:w="70" w:type="dxa"/>
+              <w:end w:w="90" w:type="dxa"/>
+            </w:tcMar>
+            <w:shd w:fill="EAF2F8"/>
+          </w:tcPr>
+          <w:p>
+            <w:pPr>
+              <w:spacing w:before="20" w:after="20" w:line="252" w:lineRule="auto"/>
+            </w:pPr>
+            <w:r>
+              <w:rPr>
+                <w:rFonts w:ascii="Yu Gothic" w:hAnsi="Yu Gothic"/>
+                <w:color w:val="000000"/>
+                <w:sz w:val="17"/>
+              </w:rPr>
+              <w:t>The following remain unresolved: tax-amount facts are not preserved for explicitly stated EPSON tax amounts totaling JPY 141,601,937 across 3,490 detail lines; EPSON-to-PCA conversion reports TAX_POLICY_AMBIGUOUS; and EPSON account registration and import into the actual application have not been verified.</w:t>
+            </w:r>
+          </w:p>
+        </w:tc>
+      </w:tr>
+    </w:tbl>
+    <w:p/>
+    <w:p>
+      <w:pPr>
+        <w:pStyle w:val="20"/>
+      </w:pPr>
+      <w:r>
+        <w:t>Identifiers in the Binding and Structured CSV</w:t>
+      </w:r>
+    </w:p>
+    <w:p>
+      <w:r>
+        <w:t>The 16-column Binding order is sequence, level, type, name, datatype, multiplicity, column, semantic_path, occurrence_mode, group_key, row_role, max_occurs, default_value, transformation, required, note. The former 17-column form includes id after type and is normalized for compatibility when read. Do not restore id to newly created PCA/EPSON Bindings.</w:t>
+      </w:r>
+    </w:p>
+    <w:p>
+      <w:r>
+        <w:t>Removal of id from the Binding and the id column in Structured CSV are separate contracts. The Flat CSV runtime retains the following 11 Structured CSV columns: entry_key, source_row, occurrence, sequence, level, type, id, name, semantic_path, binding_path, value. An empty Structured CSV id does not, by itself, indicate a conversion defect. Do not populate it from HMD id, source_bsm_id, or identifier.</w:t>
+      </w:r>
+    </w:p>
+    <w:p>
+      <w:pPr>
+        <w:pStyle w:val="20"/>
+      </w:pPr>
+      <w:r>
+        <w:t>Taxonomy and Validation Entry Points</w:t>
+      </w:r>
+    </w:p>
+    <w:p>
+      <w:r>
+        <w:t>The project module namespace is https://www.xbrl.or.jp/taxonomy/xbrl-gl-next/{module} for the applicable module. Accounting Entries and Business Transactions are split DTSs generated from different root HMDs. The type, structure, and multiplicity differences in 14 shared declarations are accepted root-HMD-specific structural differences; exact equality between AE and BT is not required. Consumers select the corresponding AE or BT entry point and must neither overwrite same-named files nor combine both DTSs unconditionally. Integration into a single DTS is outside the accepted scope.</w:t>
+      </w:r>
+    </w:p>
+    <w:p>
+      <w:pPr>
+        <w:pStyle w:val="20"/>
+      </w:pPr>
+      <w:r>
+        <w:t>Structured CSV, Formal xBRL-CSV, and LedgerExplorer</w:t>
+      </w:r>
+    </w:p>
+    <w:tbl>
+      <w:tblPr>
+        <w:tblStyle w:val="af7"/>
+        <w:tblW w:type="auto" w:w="0"/>
+        <w:tblLayout w:type="fixed"/>
+        <w:tblLook w:firstColumn="1" w:firstRow="1" w:lastColumn="0" w:lastRow="0" w:noHBand="0" w:noVBand="1" w:val="04A0"/>
+      </w:tblPr>
+      <w:tblGrid>
+        <w:gridCol w:w="4873"/>
+        <w:gridCol w:w="4873"/>
+      </w:tblGrid>
+      <w:tr>
+        <w:trPr>
+          <w:tblHeader w:val="true"/>
+        </w:trPr>
+        <w:tc>
+          <w:tcPr>
+            <w:tcW w:type="dxa" w:w="2016"/>
+            <w:vAlign w:val="center"/>
+            <w:tcMar>
+              <w:top w:w="70" w:type="dxa"/>
+              <w:start w:w="90" w:type="dxa"/>
+              <w:bottom w:w="70" w:type="dxa"/>
+              <w:end w:w="90" w:type="dxa"/>
+            </w:tcMar>
+            <w:shd w:fill="1F4E78"/>
+          </w:tcPr>
+          <w:p>
+            <w:pPr>
+              <w:spacing w:before="20" w:after="20" w:line="252" w:lineRule="auto"/>
+            </w:pPr>
+            <w:r>
+              <w:rPr>
+                <w:rFonts w:ascii="Yu Gothic" w:hAnsi="Yu Gothic"/>
+                <w:b/>
+                <w:color w:val="FFFFFF"/>
+                <w:sz w:val="17"/>
+              </w:rPr>
+              <w:t>Artifact</w:t>
+            </w:r>
+          </w:p>
+        </w:tc>
+        <w:tc>
+          <w:tcPr>
+            <w:tcW w:type="dxa" w:w="7632"/>
+            <w:vAlign w:val="center"/>
+            <w:tcMar>
+              <w:top w:w="70" w:type="dxa"/>
+              <w:start w:w="90" w:type="dxa"/>
+              <w:bottom w:w="70" w:type="dxa"/>
+              <w:end w:w="90" w:type="dxa"/>
+            </w:tcMar>
+            <w:shd w:fill="1F4E78"/>
+          </w:tcPr>
+          <w:p>
+            <w:pPr>
+              <w:spacing w:before="20" w:after="20" w:line="252" w:lineRule="auto"/>
+            </w:pPr>
+            <w:r>
+              <w:rPr>
+                <w:rFonts w:ascii="Yu Gothic" w:hAnsi="Yu Gothic"/>
+                <w:b/>
+                <w:color w:val="FFFFFF"/>
+                <w:sz w:val="17"/>
+              </w:rPr>
+              <w:t>Role and Acceptance Boundary</w:t>
+            </w:r>
+          </w:p>
+        </w:tc>
+      </w:tr>
+      <w:tr>
+        <w:tc>
+          <w:tcPr>
+            <w:tcW w:type="dxa" w:w="2016"/>
+            <w:vAlign w:val="center"/>
+            <w:tcMar>
+              <w:top w:w="70" w:type="dxa"/>
+              <w:start w:w="90" w:type="dxa"/>
+              <w:bottom w:w="70" w:type="dxa"/>
+              <w:end w:w="90" w:type="dxa"/>
+            </w:tcMar>
+          </w:tcPr>
+          <w:p>
+            <w:pPr>
+              <w:spacing w:before="20" w:after="20" w:line="252" w:lineRule="auto"/>
+            </w:pPr>
+            <w:r>
+              <w:rPr>
+                <w:rFonts w:ascii="Yu Gothic" w:hAnsi="Yu Gothic"/>
+                <w:color w:val="000000"/>
+                <w:sz w:val="17"/>
+              </w:rPr>
+              <w:t>Structured CSV</w:t>
+            </w:r>
+          </w:p>
+        </w:tc>
+        <w:tc>
+          <w:tcPr>
+            <w:tcW w:type="dxa" w:w="7632"/>
+            <w:vAlign w:val="center"/>
+            <w:tcMar>
+              <w:top w:w="70" w:type="dxa"/>
+              <w:start w:w="90" w:type="dxa"/>
+              <w:bottom w:w="70" w:type="dxa"/>
+              <w:end w:w="90" w:type="dxa"/>
+            </w:tcMar>
+          </w:tcPr>
+          <w:p>
+            <w:pPr>
+              <w:spacing w:before="20" w:after="20" w:line="252" w:lineRule="auto"/>
+            </w:pPr>
+            <w:r>
+              <w:rPr>
+                <w:rFonts w:ascii="Yu Gothic" w:hAnsi="Yu Gothic"/>
+                <w:color w:val="000000"/>
+                <w:sz w:val="17"/>
+              </w:rPr>
+              <w:t>Long-form or hierarchical data for conversion and review, containing semantic_path and occurrence/dimension information. Do not submit this data itself to Arelle in place of formal xBRL-CSV metadata.</w:t>
+            </w:r>
+          </w:p>
+        </w:tc>
+      </w:tr>
+      <w:tr>
+        <w:tc>
+          <w:tcPr>
+            <w:tcW w:type="dxa" w:w="2016"/>
+            <w:vAlign w:val="center"/>
+            <w:tcMar>
+              <w:top w:w="70" w:type="dxa"/>
+              <w:start w:w="90" w:type="dxa"/>
+              <w:bottom w:w="70" w:type="dxa"/>
+              <w:end w:w="90" w:type="dxa"/>
+            </w:tcMar>
+            <w:shd w:fill="EAF2F8"/>
+          </w:tcPr>
+          <w:p>
+            <w:pPr>
+              <w:spacing w:before="20" w:after="20" w:line="252" w:lineRule="auto"/>
+            </w:pPr>
+            <w:r>
+              <w:rPr>
+                <w:rFonts w:ascii="Yu Gothic" w:hAnsi="Yu Gothic"/>
+                <w:color w:val="000000"/>
+                <w:sz w:val="17"/>
+              </w:rPr>
+              <w:t>Formal xBRL-CSV</w:t>
+            </w:r>
+          </w:p>
+        </w:tc>
+        <w:tc>
+          <w:tcPr>
+            <w:tcW w:type="dxa" w:w="7632"/>
+            <w:vAlign w:val="center"/>
+            <w:tcMar>
+              <w:top w:w="70" w:type="dxa"/>
+              <w:start w:w="90" w:type="dxa"/>
+              <w:bottom w:w="70" w:type="dxa"/>
+              <w:end w:w="90" w:type="dxa"/>
+            </w:tcMar>
+            <w:shd w:fill="EAF2F8"/>
+          </w:tcPr>
+          <w:p>
+            <w:pPr>
+              <w:spacing w:before="20" w:after="20" w:line="252" w:lineRule="auto"/>
+            </w:pPr>
+            <w:r>
+              <w:rPr>
+                <w:rFonts w:ascii="Yu Gothic" w:hAnsi="Yu Gothic"/>
+                <w:color w:val="000000"/>
+                <w:sz w:val="17"/>
+              </w:rPr>
+              <w:t>Use the JSON metadata as the entry point and validate the referenced CSV together with the DTS identified by documentInfo.taxonomy. Use Arelle to determine conformance of QNames, concepts, datatypes, entities, periods, units, and dimensions.</w:t>
+            </w:r>
+          </w:p>
+        </w:tc>
+      </w:tr>
+      <w:tr>
+        <w:tc>
+          <w:tcPr>
+            <w:tcW w:type="dxa" w:w="2016"/>
+            <w:vAlign w:val="center"/>
+            <w:tcMar>
+              <w:top w:w="70" w:type="dxa"/>
+              <w:start w:w="90" w:type="dxa"/>
+              <w:bottom w:w="70" w:type="dxa"/>
+              <w:end w:w="90" w:type="dxa"/>
+            </w:tcMar>
+          </w:tcPr>
+          <w:p>
+            <w:pPr>
+              <w:spacing w:before="20" w:after="20" w:line="252" w:lineRule="auto"/>
+            </w:pPr>
+            <w:r>
+              <w:rPr>
+                <w:rFonts w:ascii="Yu Gothic" w:hAnsi="Yu Gothic"/>
+                <w:color w:val="000000"/>
+                <w:sz w:val="17"/>
+              </w:rPr>
+              <w:t>LedgerExplorer</w:t>
+            </w:r>
+          </w:p>
+        </w:tc>
+        <w:tc>
+          <w:tcPr>
+            <w:tcW w:type="dxa" w:w="7632"/>
+            <w:vAlign w:val="center"/>
+            <w:tcMar>
+              <w:top w:w="70" w:type="dxa"/>
+              <w:start w:w="90" w:type="dxa"/>
+              <w:bottom w:w="70" w:type="dxa"/>
+              <w:end w:w="90" w:type="dxa"/>
+            </w:tcMar>
+          </w:tcPr>
+          <w:p>
+            <w:pPr>
+              <w:spacing w:before="20" w:after="20" w:line="252" w:lineRule="auto"/>
+            </w:pPr>
+            <w:r>
+              <w:rPr>
+                <w:rFonts w:ascii="Yu Gothic" w:hAnsi="Yu Gothic"/>
+                <w:color w:val="000000"/>
+                <w:sz w:val="17"/>
+              </w:rPr>
+              <w:t>A separate consumer that uses the corresponding Cn Structured Tidy input contract. Accepted Phase 1 screen evidence exists, but it does not automatically establish acceptance of an actual connection to the latest PCA/EPSON versions or verification of all screens.</w:t>
+            </w:r>
+          </w:p>
+        </w:tc>
+      </w:tr>
+    </w:tbl>
+    <w:p/>
+    <w:p>
+      <w:pPr>
+        <w:pStyle w:val="20"/>
+      </w:pPr>
+      <w:r>
+        <w:t>Current Responsibilities of Syntax Binding</w:t>
+      </w:r>
+    </w:p>
+    <w:p>
+      <w:r>
+        <w:t>Syntax Binding defines syntax_path, selectors, fixed values, transformations, and output order for XML, JSON, and other syntaxes, and binds them to HMD semantic_path values. For formal xBRL-CSV, the JSON metadata is the entry point; do not submit the CSV alone or long-form Structured CSV alone to Arelle.</w:t>
+      </w:r>
+    </w:p>
+    <w:p>
+      <w:pPr>
+        <w:pStyle w:val="20"/>
+      </w:pPr>
+      <w:r>
+        <w:t>Revision History</w:t>
+      </w:r>
+    </w:p>
+    <w:tbl>
+      <w:tblPr>
+        <w:tblStyle w:val="af7"/>
+        <w:tblW w:type="auto" w:w="0"/>
+        <w:tblLayout w:type="fixed"/>
+        <w:tblLook w:firstColumn="1" w:firstRow="1" w:lastColumn="0" w:lastRow="0" w:noHBand="0" w:noVBand="1" w:val="04A0"/>
+      </w:tblPr>
+      <w:tblGrid>
+        <w:gridCol w:w="3249"/>
+        <w:gridCol w:w="3249"/>
+        <w:gridCol w:w="3249"/>
+      </w:tblGrid>
+      <w:tr>
+        <w:trPr>
+          <w:tblHeader w:val="true"/>
+        </w:trPr>
+        <w:tc>
+          <w:tcPr>
+            <w:tcW w:type="dxa" w:w="1440"/>
+            <w:vAlign w:val="center"/>
+            <w:tcMar>
+              <w:top w:w="70" w:type="dxa"/>
+              <w:start w:w="90" w:type="dxa"/>
+              <w:bottom w:w="70" w:type="dxa"/>
+              <w:end w:w="90" w:type="dxa"/>
+            </w:tcMar>
+            <w:shd w:fill="1F4E78"/>
+          </w:tcPr>
+          <w:p>
+            <w:pPr>
+              <w:spacing w:before="20" w:after="20" w:line="252" w:lineRule="auto"/>
+            </w:pPr>
+            <w:r>
+              <w:rPr>
+                <w:rFonts w:ascii="Yu Gothic" w:hAnsi="Yu Gothic"/>
+                <w:b/>
+                <w:color w:val="FFFFFF"/>
+                <w:sz w:val="17"/>
+              </w:rPr>
+              <w:t>Revision Date</w:t>
+            </w:r>
+          </w:p>
+        </w:tc>
+        <w:tc>
+          <w:tcPr>
+            <w:tcW w:type="dxa" w:w="5760"/>
+            <w:vAlign w:val="center"/>
+            <w:tcMar>
+              <w:top w:w="70" w:type="dxa"/>
+              <w:start w:w="90" w:type="dxa"/>
+              <w:bottom w:w="70" w:type="dxa"/>
+              <w:end w:w="90" w:type="dxa"/>
+            </w:tcMar>
+            <w:shd w:fill="1F4E78"/>
+          </w:tcPr>
+          <w:p>
+            <w:pPr>
+              <w:spacing w:before="20" w:after="20" w:line="252" w:lineRule="auto"/>
+            </w:pPr>
+            <w:r>
+              <w:rPr>
+                <w:rFonts w:ascii="Yu Gothic" w:hAnsi="Yu Gothic"/>
+                <w:b/>
+                <w:color w:val="FFFFFF"/>
+                <w:sz w:val="17"/>
+              </w:rPr>
+              <w:t>Description</w:t>
+            </w:r>
+          </w:p>
+        </w:tc>
+        <w:tc>
+          <w:tcPr>
+            <w:tcW w:type="dxa" w:w="2448"/>
+            <w:vAlign w:val="center"/>
+            <w:tcMar>
+              <w:top w:w="70" w:type="dxa"/>
+              <w:start w:w="90" w:type="dxa"/>
+              <w:bottom w:w="70" w:type="dxa"/>
+              <w:end w:w="90" w:type="dxa"/>
+            </w:tcMar>
+            <w:shd w:fill="1F4E78"/>
+          </w:tcPr>
+          <w:p>
+            <w:pPr>
+              <w:spacing w:before="20" w:after="20" w:line="252" w:lineRule="auto"/>
+            </w:pPr>
+            <w:r>
+              <w:rPr>
+                <w:rFonts w:ascii="Yu Gothic" w:hAnsi="Yu Gothic"/>
+                <w:b/>
+                <w:color w:val="FFFFFF"/>
+                <w:sz w:val="17"/>
+              </w:rPr>
+              <w:t>Source</w:t>
+            </w:r>
+          </w:p>
+        </w:tc>
+      </w:tr>
+      <w:tr>
+        <w:tc>
+          <w:tcPr>
+            <w:tcW w:type="dxa" w:w="1440"/>
+            <w:vAlign w:val="center"/>
+            <w:tcMar>
+              <w:top w:w="70" w:type="dxa"/>
+              <w:start w:w="90" w:type="dxa"/>
+              <w:bottom w:w="70" w:type="dxa"/>
+              <w:end w:w="90" w:type="dxa"/>
+            </w:tcMar>
+          </w:tcPr>
+          <w:p>
+            <w:pPr>
+              <w:spacing w:before="20" w:after="20" w:line="252" w:lineRule="auto"/>
+            </w:pPr>
+            <w:r>
+              <w:rPr>
+                <w:rFonts w:ascii="Yu Gothic" w:hAnsi="Yu Gothic"/>
+                <w:color w:val="000000"/>
+                <w:sz w:val="17"/>
+              </w:rPr>
+              <w:t>2026-09-15</w:t>
+            </w:r>
+          </w:p>
+        </w:tc>
+        <w:tc>
+          <w:tcPr>
+            <w:tcW w:type="dxa" w:w="5760"/>
+            <w:vAlign w:val="center"/>
+            <w:tcMar>
+              <w:top w:w="70" w:type="dxa"/>
+              <w:start w:w="90" w:type="dxa"/>
+              <w:bottom w:w="70" w:type="dxa"/>
+              <w:end w:w="90" w:type="dxa"/>
+            </w:tcMar>
+          </w:tcPr>
+          <w:p>
+            <w:pPr>
+              <w:spacing w:before="20" w:after="20" w:line="252" w:lineRule="auto"/>
+            </w:pPr>
+            <w:r>
+              <w:rPr>
+                <w:rFonts w:ascii="Yu Gothic" w:hAnsi="Yu Gothic"/>
+                <w:color w:val="000000"/>
+                <w:sz w:val="17"/>
+              </w:rPr>
+              <w:t>Aligned with the canonical 16-column Binding, definition tables, tax processing, compound journal entries, formal xBRL-CSV, the stable namespace, the AE/BT split, and known issues.</w:t>
+            </w:r>
+          </w:p>
+        </w:tc>
+        <w:tc>
+          <w:tcPr>
+            <w:tcW w:type="dxa" w:w="2448"/>
+            <w:vAlign w:val="center"/>
+            <w:tcMar>
+              <w:top w:w="70" w:type="dxa"/>
+              <w:start w:w="90" w:type="dxa"/>
+              <w:bottom w:w="70" w:type="dxa"/>
+              <w:end w:w="90" w:type="dxa"/>
+            </w:tcMar>
+          </w:tcPr>
+          <w:p>
+            <w:pPr>
+              <w:spacing w:before="20" w:after="20" w:line="252" w:lineRule="auto"/>
+            </w:pPr>
+            <w:r>
+              <w:rPr>
+                <w:rFonts w:ascii="Yu Gothic" w:hAnsi="Yu Gothic"/>
+                <w:color w:val="000000"/>
+                <w:sz w:val="17"/>
+              </w:rPr>
+              <w:t>Canonical WORK predecessor SHA-256 294A5D3B7B079278285C807FB0C22F8F687874A8AA2D4F17B7B266BAE1FCB1D1</w:t>
+            </w:r>
+          </w:p>
+        </w:tc>
+      </w:tr>
+    </w:tbl>
+    <w:p/>
     <w:sectPr>
       <w:headerReference w:type="even" r:id="rId14"/>
       <w:headerReference w:type="default" r:id="rId15"/>
@@ -19180,7 +19942,7 @@
       <w:pStyle w:val="af3"/>
     </w:pPr>
     <w:r>
-      <w:t>XBRL GL Next Taxonomy Framework  — Part 1: General rules</w:t>
+      <w:t>UADC Program Specification  — Syntax Binding</w:t>
     </w:r>
   </w:p>
 </w:hdr>

--- a/Specifications/UADC_Syntax_Binding_Program_Specification.docx
+++ b/Specifications/UADC_Syntax_Binding_Program_Specification.docx
@@ -6,37 +6,38 @@
       <w:pPr>
         <w:pStyle w:val="aa"/>
         <w:rPr>
-          <w:sz w:val="40"/>
-          <w:szCs w:val="40"/>
+          <w:rFonts w:hint="eastAsia"/>
+          <w:sz w:val="44"/>
+          <w:szCs w:val="44"/>
         </w:rPr>
       </w:pPr>
       <w:r>
         <w:rPr>
-          <w:sz w:val="40"/>
-          <w:szCs w:val="40"/>
+          <w:sz w:val="44"/>
+          <w:szCs w:val="44"/>
         </w:rPr>
         <w:t xml:space="preserve">UADC </w:t>
       </w:r>
       <w:r>
         <w:rPr>
           <w:rFonts w:hint="eastAsia"/>
-          <w:sz w:val="40"/>
-          <w:szCs w:val="40"/>
+          <w:sz w:val="44"/>
+          <w:szCs w:val="44"/>
         </w:rPr>
         <w:t>(</w:t>
       </w:r>
       <w:r>
         <w:rPr>
-          <w:sz w:val="40"/>
-          <w:szCs w:val="40"/>
+          <w:sz w:val="44"/>
+          <w:szCs w:val="44"/>
         </w:rPr>
         <w:t>Universal Adapter for Data Conversion</w:t>
       </w:r>
       <w:r>
         <w:rPr>
           <w:rFonts w:hint="eastAsia"/>
-          <w:sz w:val="40"/>
-          <w:szCs w:val="40"/>
+          <w:sz w:val="44"/>
+          <w:szCs w:val="44"/>
         </w:rPr>
         <w:t>)</w:t>
       </w:r>
@@ -45,31 +46,16 @@
       <w:pPr>
         <w:pStyle w:val="aa"/>
         <w:rPr>
-          <w:sz w:val="40"/>
-          <w:szCs w:val="40"/>
+          <w:sz w:val="44"/>
+          <w:szCs w:val="44"/>
         </w:rPr>
       </w:pPr>
       <w:r>
         <w:rPr>
-          <w:sz w:val="40"/>
-          <w:szCs w:val="40"/>
+          <w:sz w:val="44"/>
+          <w:szCs w:val="44"/>
         </w:rPr>
-        <w:t xml:space="preserve"> —</w:t>
-      </w:r>
-      <w:r>
-        <w:rPr>
-          <w:rFonts w:hint="eastAsia"/>
-          <w:sz w:val="40"/>
-          <w:szCs w:val="40"/>
-        </w:rPr>
-        <w:t xml:space="preserve"> </w:t>
-      </w:r>
-      <w:r>
-        <w:rPr>
-          <w:sz w:val="40"/>
-          <w:szCs w:val="40"/>
-        </w:rPr>
-        <w:t>Program Specification: Syntax Binding</w:t>
+        <w:t xml:space="preserve"> — Program Specification: Syntax Binding</w:t>
       </w:r>
     </w:p>
     <w:p>
@@ -90,11 +76,9 @@
           <w:b/>
           <w:bCs/>
         </w:rPr>
-        <w:t>Date</w:t>
-      </w:r>
-      <w:r>
-        <w:t>: 2026-09-15</w:t>
-      </w:r>
+        <w:t>Date: 2026-09-30</w:t>
+      </w:r>
+      <w:r/>
     </w:p>
     <w:p>
       <w:r>
@@ -198,6 +182,7 @@
         <w:t>This document is a draft under development by Nobuyuki SAMBUICHI for collaborative review within the UADC project. It is shared through a private project workspace with invited participants. Copyright and license terms are defined by the UADC project licensing files.</w:t>
       </w:r>
     </w:p>
+    <w:p/>
     <w:p>
       <w:pPr>
         <w:pStyle w:val="10"/>
@@ -216,11 +201,9 @@
         <w:rPr>
           <w:b/>
         </w:rPr>
-        <w:t xml:space="preserve">Current implementation: </w:t>
-      </w:r>
-      <w:r>
-        <w:t>tools/binding/syntax_binding.py is the current XML/Structured CSV runtime; its CLI and Binding-directed reverse path are the implementation authority. UBL conversion is accepted, while CII forward/reverse reproducibility and acceptance remain HOLD. The companion tools/binding/syntax_binding_ads_xbrl_gl.py is identified separately. The current Syntax Binding CLI also accepts --hmd-file, and --drop-empty-columns applies to forward output. Statements about JSON adapters, accepted CII reverse, atomic publication, manifests, hashes, or diagnostic catalogues are not current implementation claims.</w:t>
-      </w:r>
+        <w:t>Current implementation: tools/binding/syntax_binding.py is the current XML/Structured CSV runtime; its CLI and Binding-directed reverse path are the implementation authority. UBL conversion is accepted, while CII forward/reverse reproducibility and acceptance remain HOLD. The companion tools/binding/syntax_binding_ads_xbrl_gl.py is identified separately. The current Syntax Binding CLI also accepts --hmd-file, and --drop-empty-columns applies to forward output. Statements about JSON adapters, accepted CII reverse, atomic publication, manifests, hashes, or diagnostic catalogues are not current implementation claims.</w:t>
+      </w:r>
+      <w:r/>
     </w:p>
     <w:p>
       <w:pPr>
@@ -240,11 +223,8 @@
     <w:sdt>
       <w:sdtPr>
         <w:rPr>
-          <w:rFonts w:eastAsiaTheme="minorEastAsia" w:cs="Times New Roman"/>
           <w:b/>
           <w:bCs/>
-          <w:sz w:val="22"/>
-          <w:szCs w:val="22"/>
           <w:lang w:eastAsia="ja-JP"/>
         </w:rPr>
         <w:id w:val="1063068922"/>
@@ -253,6 +233,13 @@
           <w:docPartUnique/>
         </w:docPartObj>
       </w:sdtPr>
+      <w:sdtEndPr>
+        <w:rPr>
+          <w:rFonts w:eastAsiaTheme="minorEastAsia" w:cs="Times New Roman"/>
+          <w:sz w:val="22"/>
+          <w:szCs w:val="22"/>
+        </w:rPr>
+      </w:sdtEndPr>
       <w:sdtContent>
         <w:p>
           <w:pPr>
@@ -260,6 +247,7 @@
             <w:pageBreakBefore/>
             <w:jc w:val="center"/>
             <w:rPr>
+              <w:rFonts w:hint="eastAsia"/>
               <w:b/>
               <w:bCs/>
             </w:rPr>
@@ -3386,7 +3374,15 @@
     </w:p>
     <w:p>
       <w:r>
-        <w:t>This specification answers what enters and leaves the executable, how Binding rows become dataclasses, lists and indexes, how repeated XML contexts become Structured CSV rows, how reverse contexts are created or reused, where processing branches, and which tests establish the current boundary.</w:t>
+        <w:t xml:space="preserve">This specification answers what enters and leaves the executable, how Binding rows become </w:t>
+      </w:r>
+      <w:proofErr w:type="spellStart"/>
+      <w:r>
+        <w:t>dataclasses</w:t>
+      </w:r>
+      <w:proofErr w:type="spellEnd"/>
+      <w:r>
+        <w:t>, lists and indexes, how repeated XML contexts become Structured CSV rows, how reverse contexts are created or reused, where processing branches, and which tests establish the current boundary.</w:t>
       </w:r>
     </w:p>
     <w:p>
@@ -3445,9 +3441,6 @@
         <w:jc w:val="center"/>
       </w:pPr>
       <w:r>
-        <w:rPr>
-          <w:noProof/>
-        </w:rPr>
         <w:drawing>
           <wp:inline distT="0" distB="0" distL="0" distR="0" wp14:anchorId="2247B845" wp14:editId="3474E8E9">
             <wp:extent cx="5805714" cy="3381828"/>
@@ -3676,9 +3669,11 @@
             <w:pPr>
               <w:pStyle w:val="Tablebody"/>
             </w:pPr>
+            <w:proofErr w:type="spellStart"/>
             <w:r>
               <w:t>write_hierarchical_csv</w:t>
             </w:r>
+            <w:proofErr w:type="spellEnd"/>
           </w:p>
         </w:tc>
         <w:tc>
@@ -3691,7 +3686,23 @@
               <w:pStyle w:val="Tablebody"/>
             </w:pPr>
             <w:r>
-              <w:t>namespaces -&gt; BindingLayout -&gt; BindingClass tree -&gt; recursive XML contexts -&gt; rows -&gt; CSV -&gt; metadata</w:t>
+              <w:t xml:space="preserve">namespaces -&gt; </w:t>
+            </w:r>
+            <w:proofErr w:type="spellStart"/>
+            <w:r>
+              <w:t>BindingLayout</w:t>
+            </w:r>
+            <w:proofErr w:type="spellEnd"/>
+            <w:r>
+              <w:t xml:space="preserve"> -&gt; </w:t>
+            </w:r>
+            <w:proofErr w:type="spellStart"/>
+            <w:r>
+              <w:t>BindingClass</w:t>
+            </w:r>
+            <w:proofErr w:type="spellEnd"/>
+            <w:r>
+              <w:t xml:space="preserve"> tree -&gt; recursive XML contexts -&gt; rows -&gt; CSV -&gt; metadata</w:t>
             </w:r>
           </w:p>
         </w:tc>
@@ -3734,9 +3745,11 @@
             <w:pPr>
               <w:pStyle w:val="Tablebody"/>
             </w:pPr>
+            <w:proofErr w:type="spellStart"/>
             <w:r>
               <w:t>write_xml_from_hierarchical_csv</w:t>
             </w:r>
+            <w:proofErr w:type="spellEnd"/>
           </w:p>
         </w:tc>
         <w:tc>
@@ -3748,8 +3761,13 @@
             <w:pPr>
               <w:pStyle w:val="Tablebody"/>
             </w:pPr>
-            <w:r>
-              <w:t>BindingLayout -&gt; CSV rows -&gt; scope validation -&gt; binding sort -&gt; context registry -&gt; XML values -&gt; schema order</w:t>
+            <w:proofErr w:type="spellStart"/>
+            <w:r>
+              <w:t>BindingLayout</w:t>
+            </w:r>
+            <w:proofErr w:type="spellEnd"/>
+            <w:r>
+              <w:t xml:space="preserve"> -&gt; CSV rows -&gt; scope validation -&gt; binding sort -&gt; context registry -&gt; XML values -&gt; schema order</w:t>
             </w:r>
           </w:p>
         </w:tc>
@@ -3846,9 +3864,6 @@
         <w:jc w:val="center"/>
       </w:pPr>
       <w:r>
-        <w:rPr>
-          <w:noProof/>
-        </w:rPr>
         <w:drawing>
           <wp:inline distT="0" distB="0" distL="0" distR="0" wp14:anchorId="0418152E" wp14:editId="2AF133B8">
             <wp:extent cx="5805714" cy="4071257"/>
@@ -3908,9 +3923,6 @@
         <w:jc w:val="center"/>
       </w:pPr>
       <w:r>
-        <w:rPr>
-          <w:noProof/>
-        </w:rPr>
         <w:drawing>
           <wp:inline distT="0" distB="0" distL="0" distR="0" wp14:anchorId="0259E18E" wp14:editId="4D2EB18B">
             <wp:extent cx="5805714" cy="4071257"/>
@@ -4133,9 +4145,11 @@
             <w:pPr>
               <w:pStyle w:val="Tablebody"/>
             </w:pPr>
+            <w:proofErr w:type="spellStart"/>
             <w:r>
               <w:t>input_file</w:t>
             </w:r>
+            <w:proofErr w:type="spellEnd"/>
           </w:p>
         </w:tc>
         <w:tc>
@@ -4146,7 +4160,6 @@
           <w:p>
             <w:pPr>
               <w:pStyle w:val="Tablebody"/>
-              <w:jc w:val="center"/>
             </w:pPr>
             <w:r>
               <w:t>required</w:t>
@@ -4208,7 +4221,6 @@
           <w:p>
             <w:pPr>
               <w:pStyle w:val="Tablebody"/>
-              <w:jc w:val="center"/>
             </w:pPr>
             <w:r>
               <w:t>required</w:t>
@@ -4270,7 +4282,6 @@
           <w:p>
             <w:pPr>
               <w:pStyle w:val="Tablebody"/>
-              <w:jc w:val="center"/>
             </w:pPr>
             <w:r>
               <w:t>required</w:t>
@@ -4332,7 +4343,6 @@
           <w:p>
             <w:pPr>
               <w:pStyle w:val="Tablebody"/>
-              <w:jc w:val="center"/>
             </w:pPr>
             <w:r>
               <w:t>optional</w:t>
@@ -4394,7 +4404,6 @@
           <w:p>
             <w:pPr>
               <w:pStyle w:val="Tablebody"/>
-              <w:jc w:val="center"/>
             </w:pPr>
             <w:r>
               <w:t>default: output .json</w:t>
@@ -4456,7 +4465,6 @@
           <w:p>
             <w:pPr>
               <w:pStyle w:val="Tablebody"/>
-              <w:jc w:val="center"/>
             </w:pPr>
             <w:r>
               <w:t>default: out/taxonomy</w:t>
@@ -4473,7 +4481,15 @@
               <w:pStyle w:val="Tablebody"/>
             </w:pPr>
             <w:r>
-              <w:t>Metadata entrypoint discovery</w:t>
+              <w:t xml:space="preserve">Metadata </w:t>
+            </w:r>
+            <w:proofErr w:type="spellStart"/>
+            <w:r>
+              <w:t>entrypoint</w:t>
+            </w:r>
+            <w:proofErr w:type="spellEnd"/>
+            <w:r>
+              <w:t xml:space="preserve"> discovery</w:t>
             </w:r>
           </w:p>
         </w:tc>
@@ -4518,7 +4534,6 @@
           <w:p>
             <w:pPr>
               <w:pStyle w:val="Tablebody"/>
-              <w:jc w:val="center"/>
             </w:pPr>
             <w:r>
               <w:t>false</w:t>
@@ -4588,7 +4603,6 @@
           <w:p>
             <w:pPr>
               <w:pStyle w:val="Tablebody"/>
-              <w:jc w:val="center"/>
             </w:pPr>
             <w:r>
               <w:t>optional</w:t>
@@ -4658,7 +4672,6 @@
           <w:p>
             <w:pPr>
               <w:pStyle w:val="Tablebody"/>
-              <w:jc w:val="center"/>
             </w:pPr>
             <w:r>
               <w:t>empty</w:t>
@@ -4720,7 +4733,6 @@
           <w:p>
             <w:pPr>
               <w:pStyle w:val="Tablebody"/>
-              <w:jc w:val="center"/>
             </w:pPr>
             <w:r>
               <w:t>false</w:t>
@@ -4782,7 +4794,6 @@
           <w:p>
             <w:pPr>
               <w:pStyle w:val="Tablebody"/>
-              <w:jc w:val="center"/>
             </w:pPr>
             <w:r>
               <w:t>1</w:t>
@@ -4799,8 +4810,13 @@
               <w:pStyle w:val="Tablebody"/>
             </w:pPr>
             <w:r>
-              <w:t>Value placed in dInvoice</w:t>
-            </w:r>
+              <w:t xml:space="preserve">Value placed in </w:t>
+            </w:r>
+            <w:proofErr w:type="spellStart"/>
+            <w:r>
+              <w:t>dInvoice</w:t>
+            </w:r>
+            <w:proofErr w:type="spellEnd"/>
           </w:p>
         </w:tc>
         <w:tc>
@@ -4844,7 +4860,6 @@
           <w:p>
             <w:pPr>
               <w:pStyle w:val="Tablebody"/>
-              <w:jc w:val="center"/>
             </w:pPr>
             <w:r>
               <w:t>utf-8-sig</w:t>
@@ -5063,8 +5078,13 @@
               <w:pStyle w:val="Tablebody"/>
             </w:pPr>
             <w:r>
-              <w:t>--output-dir</w:t>
-            </w:r>
+              <w:t>--output-</w:t>
+            </w:r>
+            <w:proofErr w:type="spellStart"/>
+            <w:r>
+              <w:t>dir</w:t>
+            </w:r>
+            <w:proofErr w:type="spellEnd"/>
           </w:p>
         </w:tc>
         <w:tc>
@@ -5306,7 +5326,15 @@
         <w:pStyle w:val="a"/>
       </w:pPr>
       <w:r>
-        <w:t>Parsed with xml.etree.ElementTree.</w:t>
+        <w:t xml:space="preserve">Parsed with </w:t>
+      </w:r>
+      <w:proofErr w:type="spellStart"/>
+      <w:r>
+        <w:t>xml.etree.ElementTree</w:t>
+      </w:r>
+      <w:proofErr w:type="spellEnd"/>
+      <w:r>
+        <w:t>.</w:t>
       </w:r>
     </w:p>
     <w:p>
@@ -5314,7 +5342,15 @@
         <w:pStyle w:val="a"/>
       </w:pPr>
       <w:r>
-        <w:t>Namespace declarations are collected with iterparse start-ns events.</w:t>
+        <w:t xml:space="preserve">Namespace declarations are collected with </w:t>
+      </w:r>
+      <w:proofErr w:type="spellStart"/>
+      <w:r>
+        <w:t>iterparse</w:t>
+      </w:r>
+      <w:proofErr w:type="spellEnd"/>
+      <w:r>
+        <w:t xml:space="preserve"> start-ns events.</w:t>
       </w:r>
     </w:p>
     <w:p>
@@ -5330,7 +5366,15 @@
         <w:pStyle w:val="a"/>
       </w:pPr>
       <w:r>
-        <w:t>Unsupported predicate syntax does not raise in xml_predicate_matches; it returns True. This is a documented limitation, not validation.</w:t>
+        <w:t xml:space="preserve">Unsupported predicate syntax does not raise in </w:t>
+      </w:r>
+      <w:proofErr w:type="spellStart"/>
+      <w:r>
+        <w:t>xml_predicate_matches</w:t>
+      </w:r>
+      <w:proofErr w:type="spellEnd"/>
+      <w:r>
+        <w:t>; it returns True. This is a documented limitation, not validation.</w:t>
       </w:r>
     </w:p>
     <w:p>
@@ -5491,7 +5535,15 @@
               <w:pStyle w:val="Tablebody"/>
             </w:pPr>
             <w:r>
-              <w:t>Class identity and field mapping; const: marks syntax-only defaults</w:t>
+              <w:t xml:space="preserve">Class identity and field mapping; </w:t>
+            </w:r>
+            <w:proofErr w:type="spellStart"/>
+            <w:r>
+              <w:t>const</w:t>
+            </w:r>
+            <w:proofErr w:type="spellEnd"/>
+            <w:r>
+              <w:t>: marks syntax-only defaults</w:t>
             </w:r>
           </w:p>
         </w:tc>
@@ -5689,7 +5741,15 @@
               <w:pStyle w:val="Tablebody"/>
             </w:pPr>
             <w:r>
-              <w:t>Applied only to already existing parent contexts for const rows</w:t>
+              <w:t xml:space="preserve">Applied only to already existing parent contexts for </w:t>
+            </w:r>
+            <w:proofErr w:type="spellStart"/>
+            <w:r>
+              <w:t>const</w:t>
+            </w:r>
+            <w:proofErr w:type="spellEnd"/>
+            <w:r>
+              <w:t xml:space="preserve"> rows</w:t>
             </w:r>
           </w:p>
         </w:tc>
@@ -5717,7 +5777,23 @@
     </w:p>
     <w:p>
       <w:r>
-        <w:t>The file must have a header and at least one data row. Dimension columns follow d&lt;UpperCamelClass&gt; naming. A row containing a fact outside its owning dimension scope is rejected by validate_hierarchical_row_scopes.</w:t>
+        <w:t>The file must have a header and at least one data row. Dimension columns follow d&lt;</w:t>
+      </w:r>
+      <w:proofErr w:type="spellStart"/>
+      <w:r>
+        <w:t>UpperCamelClass</w:t>
+      </w:r>
+      <w:proofErr w:type="spellEnd"/>
+      <w:r>
+        <w:t xml:space="preserve">&gt; naming. A row containing a fact outside its owning dimension scope is rejected by </w:t>
+      </w:r>
+      <w:proofErr w:type="spellStart"/>
+      <w:r>
+        <w:t>validate_hierarchical_row_scopes</w:t>
+      </w:r>
+      <w:proofErr w:type="spellEnd"/>
+      <w:r>
+        <w:t>.</w:t>
       </w:r>
     </w:p>
     <w:p>
@@ -6577,7 +6653,7 @@
               <w:pStyle w:val="Tablebody"/>
             </w:pPr>
             <w:r>
-              <w:t>dict[complete_ancestor_lineage_occurrence_key, Element]</w:t>
+              <w:t>dict[(dimension, ordinal), Element]</w:t>
             </w:r>
           </w:p>
         </w:tc>
@@ -7132,6 +7208,11 @@
     </w:tbl>
     <w:p>
       <w:pPr>
+        <w:spacing w:after="0"/>
+      </w:pPr>
+    </w:p>
+    <w:p>
+      <w:pPr>
         <w:pStyle w:val="10"/>
       </w:pPr>
       <w:bookmarkStart w:id="14" w:name="_Toc240462314"/>
@@ -7304,9 +7385,19 @@
             <w:pPr>
               <w:pStyle w:val="Tablebody"/>
             </w:pPr>
-            <w:r>
-              <w:t>ET.parse or ET.Element</w:t>
-            </w:r>
+            <w:proofErr w:type="spellStart"/>
+            <w:r>
+              <w:t>ET.parse</w:t>
+            </w:r>
+            <w:proofErr w:type="spellEnd"/>
+            <w:r>
+              <w:t xml:space="preserve"> or </w:t>
+            </w:r>
+            <w:proofErr w:type="spellStart"/>
+            <w:r>
+              <w:t>ET.Element</w:t>
+            </w:r>
+            <w:proofErr w:type="spellEnd"/>
           </w:p>
         </w:tc>
         <w:tc>
@@ -7351,8 +7442,13 @@
             <w:pPr>
               <w:pStyle w:val="Tablebody"/>
             </w:pPr>
-            <w:r>
-              <w:t>BindingClass node</w:t>
+            <w:proofErr w:type="spellStart"/>
+            <w:r>
+              <w:t>BindingClass</w:t>
+            </w:r>
+            <w:proofErr w:type="spellEnd"/>
+            <w:r>
+              <w:t xml:space="preserve"> node</w:t>
             </w:r>
           </w:p>
         </w:tc>
@@ -7365,9 +7461,11 @@
             <w:pPr>
               <w:pStyle w:val="Tablebody"/>
             </w:pPr>
+            <w:proofErr w:type="spellStart"/>
             <w:r>
               <w:t>build_binding_class_tree</w:t>
             </w:r>
+            <w:proofErr w:type="spellEnd"/>
           </w:p>
         </w:tc>
         <w:tc>
@@ -7426,9 +7524,11 @@
             <w:pPr>
               <w:pStyle w:val="Tablebody"/>
             </w:pPr>
+            <w:proofErr w:type="spellStart"/>
             <w:r>
               <w:t>new_row</w:t>
             </w:r>
+            <w:proofErr w:type="spellEnd"/>
           </w:p>
         </w:tc>
         <w:tc>
@@ -7502,7 +7602,7 @@
               <w:pStyle w:val="Tablebody"/>
             </w:pPr>
             <w:r>
-              <w:t>one per distinct complete ancestor-lineage occurrence key encountered with a non-empty fact</w:t>
+              <w:t>one per distinct (dimension, ordinal) encountered with a non-empty fact</w:t>
             </w:r>
           </w:p>
         </w:tc>
@@ -7548,9 +7648,11 @@
             <w:pPr>
               <w:pStyle w:val="Tablebody"/>
             </w:pPr>
+            <w:proofErr w:type="spellStart"/>
             <w:r>
               <w:t>find_existing_elements</w:t>
             </w:r>
+            <w:proofErr w:type="spellEnd"/>
           </w:p>
         </w:tc>
         <w:tc>
@@ -7628,9 +7730,9 @@
         <w:tblLook w:val="04A0" w:firstRow="1" w:lastRow="0" w:firstColumn="1" w:lastColumn="0" w:noHBand="0" w:noVBand="1"/>
       </w:tblPr>
       <w:tblGrid>
-        <w:gridCol w:w="2547"/>
-        <w:gridCol w:w="1276"/>
-        <w:gridCol w:w="2981"/>
+        <w:gridCol w:w="2122"/>
+        <w:gridCol w:w="1417"/>
+        <w:gridCol w:w="3265"/>
         <w:gridCol w:w="2932"/>
       </w:tblGrid>
       <w:tr>
@@ -7640,12 +7742,8 @@
         </w:trPr>
         <w:tc>
           <w:tcPr>
-            <w:tcW w:w="2547" w:type="dxa"/>
+            <w:tcW w:w="2122" w:type="dxa"/>
             <w:shd w:val="clear" w:color="auto" w:fill="F2F2F2"/>
-            <w:tcMar>
-              <w:left w:w="0" w:type="dxa"/>
-              <w:right w:w="0" w:type="dxa"/>
-            </w:tcMar>
             <w:vAlign w:val="center"/>
           </w:tcPr>
           <w:p>
@@ -7668,12 +7766,8 @@
         </w:tc>
         <w:tc>
           <w:tcPr>
-            <w:tcW w:w="1276" w:type="dxa"/>
+            <w:tcW w:w="1417" w:type="dxa"/>
             <w:shd w:val="clear" w:color="auto" w:fill="F2F2F2"/>
-            <w:tcMar>
-              <w:left w:w="0" w:type="dxa"/>
-              <w:right w:w="0" w:type="dxa"/>
-            </w:tcMar>
             <w:vAlign w:val="center"/>
           </w:tcPr>
           <w:p>
@@ -7696,12 +7790,8 @@
         </w:tc>
         <w:tc>
           <w:tcPr>
-            <w:tcW w:w="2981" w:type="dxa"/>
+            <w:tcW w:w="3265" w:type="dxa"/>
             <w:shd w:val="clear" w:color="auto" w:fill="F2F2F2"/>
-            <w:tcMar>
-              <w:left w:w="0" w:type="dxa"/>
-              <w:right w:w="0" w:type="dxa"/>
-            </w:tcMar>
             <w:vAlign w:val="center"/>
           </w:tcPr>
           <w:p>
@@ -7726,10 +7816,6 @@
           <w:tcPr>
             <w:tcW w:w="2932" w:type="dxa"/>
             <w:shd w:val="clear" w:color="auto" w:fill="F2F2F2"/>
-            <w:tcMar>
-              <w:left w:w="0" w:type="dxa"/>
-              <w:right w:w="0" w:type="dxa"/>
-            </w:tcMar>
             <w:vAlign w:val="center"/>
           </w:tcPr>
           <w:p>
@@ -7757,7 +7843,7 @@
         </w:trPr>
         <w:tc>
           <w:tcPr>
-            <w:tcW w:w="2547" w:type="dxa"/>
+            <w:tcW w:w="2122" w:type="dxa"/>
             <w:vAlign w:val="center"/>
           </w:tcPr>
           <w:p>
@@ -7771,7 +7857,7 @@
         </w:tc>
         <w:tc>
           <w:tcPr>
-            <w:tcW w:w="1276" w:type="dxa"/>
+            <w:tcW w:w="1417" w:type="dxa"/>
             <w:vAlign w:val="center"/>
           </w:tcPr>
           <w:p>
@@ -7785,7 +7871,7 @@
         </w:tc>
         <w:tc>
           <w:tcPr>
-            <w:tcW w:w="2981" w:type="dxa"/>
+            <w:tcW w:w="3265" w:type="dxa"/>
             <w:vAlign w:val="center"/>
           </w:tcPr>
           <w:p>
@@ -7806,16 +7892,13 @@
             <w:pPr>
               <w:pStyle w:val="Tablebody"/>
             </w:pPr>
-            <w:r>
-              <w:t xml:space="preserve">build_layout_from_rows -&gt; </w:t>
-            </w:r>
-          </w:p>
-          <w:p>
-            <w:pPr>
-              <w:pStyle w:val="Tablebody"/>
-            </w:pPr>
-            <w:r>
-              <w:t>CSV writers</w:t>
+            <w:proofErr w:type="spellStart"/>
+            <w:r>
+              <w:t>build_layout_from_rows</w:t>
+            </w:r>
+            <w:proofErr w:type="spellEnd"/>
+            <w:r>
+              <w:t xml:space="preserve"> -&gt; CSV writers</w:t>
             </w:r>
           </w:p>
         </w:tc>
@@ -7826,7 +7909,7 @@
         </w:trPr>
         <w:tc>
           <w:tcPr>
-            <w:tcW w:w="2547" w:type="dxa"/>
+            <w:tcW w:w="2122" w:type="dxa"/>
             <w:vAlign w:val="center"/>
           </w:tcPr>
           <w:p>
@@ -7840,7 +7923,7 @@
         </w:tc>
         <w:tc>
           <w:tcPr>
-            <w:tcW w:w="1276" w:type="dxa"/>
+            <w:tcW w:w="1417" w:type="dxa"/>
             <w:vAlign w:val="center"/>
           </w:tcPr>
           <w:p>
@@ -7854,7 +7937,7 @@
         </w:tc>
         <w:tc>
           <w:tcPr>
-            <w:tcW w:w="2981" w:type="dxa"/>
+            <w:tcW w:w="3265" w:type="dxa"/>
             <w:vAlign w:val="center"/>
           </w:tcPr>
           <w:p>
@@ -7875,8 +7958,13 @@
             <w:pPr>
               <w:pStyle w:val="Tablebody"/>
             </w:pPr>
-            <w:r>
-              <w:t>process_class -&gt; riter/metadata</w:t>
+            <w:proofErr w:type="spellStart"/>
+            <w:r>
+              <w:t>process_class</w:t>
+            </w:r>
+            <w:proofErr w:type="spellEnd"/>
+            <w:r>
+              <w:t xml:space="preserve"> -&gt; writer/metadata</w:t>
             </w:r>
           </w:p>
         </w:tc>
@@ -7887,7 +7975,7 @@
         </w:trPr>
         <w:tc>
           <w:tcPr>
-            <w:tcW w:w="2547" w:type="dxa"/>
+            <w:tcW w:w="2122" w:type="dxa"/>
             <w:vAlign w:val="center"/>
           </w:tcPr>
           <w:p>
@@ -7901,21 +7989,23 @@
         </w:tc>
         <w:tc>
           <w:tcPr>
-            <w:tcW w:w="1276" w:type="dxa"/>
-            <w:vAlign w:val="center"/>
-          </w:tcPr>
-          <w:p>
-            <w:pPr>
-              <w:pStyle w:val="Tablebody"/>
-            </w:pPr>
+            <w:tcW w:w="1417" w:type="dxa"/>
+            <w:vAlign w:val="center"/>
+          </w:tcPr>
+          <w:p>
+            <w:pPr>
+              <w:pStyle w:val="Tablebody"/>
+            </w:pPr>
+            <w:proofErr w:type="spellStart"/>
             <w:r>
               <w:t>BindingClass</w:t>
             </w:r>
-          </w:p>
-        </w:tc>
-        <w:tc>
-          <w:tcPr>
-            <w:tcW w:w="2981" w:type="dxa"/>
+            <w:proofErr w:type="spellEnd"/>
+          </w:p>
+        </w:tc>
+        <w:tc>
+          <w:tcPr>
+            <w:tcW w:w="3265" w:type="dxa"/>
             <w:vAlign w:val="center"/>
           </w:tcPr>
           <w:p>
@@ -7948,7 +8038,7 @@
         </w:trPr>
         <w:tc>
           <w:tcPr>
-            <w:tcW w:w="2547" w:type="dxa"/>
+            <w:tcW w:w="2122" w:type="dxa"/>
             <w:vAlign w:val="center"/>
           </w:tcPr>
           <w:p>
@@ -7962,7 +8052,7 @@
         </w:tc>
         <w:tc>
           <w:tcPr>
-            <w:tcW w:w="1276" w:type="dxa"/>
+            <w:tcW w:w="1417" w:type="dxa"/>
             <w:vAlign w:val="center"/>
           </w:tcPr>
           <w:p>
@@ -7976,7 +8066,7 @@
         </w:tc>
         <w:tc>
           <w:tcPr>
-            <w:tcW w:w="2981" w:type="dxa"/>
+            <w:tcW w:w="3265" w:type="dxa"/>
             <w:vAlign w:val="center"/>
           </w:tcPr>
           <w:p>
@@ -7997,8 +8087,13 @@
             <w:pPr>
               <w:pStyle w:val="Tablebody"/>
             </w:pPr>
-            <w:r>
-              <w:t>read_bindings -&gt; forward/reverse</w:t>
+            <w:proofErr w:type="spellStart"/>
+            <w:r>
+              <w:t>read_bindings</w:t>
+            </w:r>
+            <w:proofErr w:type="spellEnd"/>
+            <w:r>
+              <w:t xml:space="preserve"> -&gt; forward/reverse</w:t>
             </w:r>
           </w:p>
         </w:tc>
@@ -8009,21 +8104,23 @@
         </w:trPr>
         <w:tc>
           <w:tcPr>
-            <w:tcW w:w="2547" w:type="dxa"/>
-            <w:vAlign w:val="center"/>
-          </w:tcPr>
-          <w:p>
-            <w:pPr>
-              <w:pStyle w:val="Tablebody"/>
-            </w:pPr>
+            <w:tcW w:w="2122" w:type="dxa"/>
+            <w:vAlign w:val="center"/>
+          </w:tcPr>
+          <w:p>
+            <w:pPr>
+              <w:pStyle w:val="Tablebody"/>
+            </w:pPr>
+            <w:proofErr w:type="spellStart"/>
             <w:r>
               <w:t>loaded_sources</w:t>
             </w:r>
-          </w:p>
-        </w:tc>
-        <w:tc>
-          <w:tcPr>
-            <w:tcW w:w="1276" w:type="dxa"/>
+            <w:proofErr w:type="spellEnd"/>
+          </w:p>
+        </w:tc>
+        <w:tc>
+          <w:tcPr>
+            <w:tcW w:w="1417" w:type="dxa"/>
             <w:vAlign w:val="center"/>
           </w:tcPr>
           <w:p>
@@ -8037,7 +8134,7 @@
         </w:tc>
         <w:tc>
           <w:tcPr>
-            <w:tcW w:w="2981" w:type="dxa"/>
+            <w:tcW w:w="3265" w:type="dxa"/>
             <w:vAlign w:val="center"/>
           </w:tcPr>
           <w:p>
@@ -8058,8 +8155,13 @@
             <w:pPr>
               <w:pStyle w:val="Tablebody"/>
             </w:pPr>
-            <w:r>
-              <w:t>UblSchemaIndex loaders</w:t>
+            <w:proofErr w:type="spellStart"/>
+            <w:r>
+              <w:t>UblSchemaIndex</w:t>
+            </w:r>
+            <w:proofErr w:type="spellEnd"/>
+            <w:r>
+              <w:t xml:space="preserve"> loaders</w:t>
             </w:r>
           </w:p>
         </w:tc>
@@ -8070,21 +8172,23 @@
         </w:trPr>
         <w:tc>
           <w:tcPr>
-            <w:tcW w:w="2547" w:type="dxa"/>
-            <w:vAlign w:val="center"/>
-          </w:tcPr>
-          <w:p>
-            <w:pPr>
-              <w:pStyle w:val="Tablebody"/>
-            </w:pPr>
+            <w:tcW w:w="2122" w:type="dxa"/>
+            <w:vAlign w:val="center"/>
+          </w:tcPr>
+          <w:p>
+            <w:pPr>
+              <w:pStyle w:val="Tablebody"/>
+            </w:pPr>
+            <w:proofErr w:type="spellStart"/>
             <w:r>
               <w:t>context_by_dimension_row</w:t>
             </w:r>
-          </w:p>
-        </w:tc>
-        <w:tc>
-          <w:tcPr>
-            <w:tcW w:w="1276" w:type="dxa"/>
+            <w:proofErr w:type="spellEnd"/>
+          </w:p>
+        </w:tc>
+        <w:tc>
+          <w:tcPr>
+            <w:tcW w:w="1417" w:type="dxa"/>
             <w:vAlign w:val="center"/>
           </w:tcPr>
           <w:p>
@@ -8098,7 +8202,7 @@
         </w:tc>
         <w:tc>
           <w:tcPr>
-            <w:tcW w:w="2981" w:type="dxa"/>
+            <w:tcW w:w="3265" w:type="dxa"/>
             <w:vAlign w:val="center"/>
           </w:tcPr>
           <w:p>
@@ -8352,9 +8456,11 @@
             <w:pPr>
               <w:pStyle w:val="Tablebody"/>
             </w:pPr>
+            <w:proofErr w:type="spellStart"/>
             <w:r>
               <w:t>dimension_values</w:t>
             </w:r>
+            <w:proofErr w:type="spellEnd"/>
           </w:p>
         </w:tc>
         <w:tc>
@@ -8367,7 +8473,15 @@
               <w:pStyle w:val="Tablebody"/>
             </w:pPr>
             <w:r>
-              <w:t>{'dInvoice': CLI value}</w:t>
+              <w:t>{'</w:t>
+            </w:r>
+            <w:proofErr w:type="spellStart"/>
+            <w:r>
+              <w:t>dInvoice</w:t>
+            </w:r>
+            <w:proofErr w:type="spellEnd"/>
+            <w:r>
+              <w:t>': CLI value}</w:t>
             </w:r>
           </w:p>
         </w:tc>
@@ -8413,9 +8527,11 @@
             <w:pPr>
               <w:pStyle w:val="Tablebody"/>
             </w:pPr>
+            <w:proofErr w:type="spellStart"/>
             <w:r>
               <w:t>current_row</w:t>
             </w:r>
+            <w:proofErr w:type="spellEnd"/>
           </w:p>
         </w:tc>
         <w:tc>
@@ -8535,9 +8651,19 @@
             <w:pPr>
               <w:pStyle w:val="Tablebody"/>
             </w:pPr>
-            <w:r>
-              <w:t>document_currency / tax_currency</w:t>
-            </w:r>
+            <w:proofErr w:type="spellStart"/>
+            <w:r>
+              <w:t>document_currency</w:t>
+            </w:r>
+            <w:proofErr w:type="spellEnd"/>
+            <w:r>
+              <w:t xml:space="preserve"> / </w:t>
+            </w:r>
+            <w:proofErr w:type="spellStart"/>
+            <w:r>
+              <w:t>tax_currency</w:t>
+            </w:r>
+            <w:proofErr w:type="spellEnd"/>
           </w:p>
         </w:tc>
         <w:tc>
@@ -8577,8 +8703,13 @@
             <w:pPr>
               <w:pStyle w:val="Tablebody"/>
             </w:pPr>
-            <w:r>
-              <w:t>currencyID and predicate reference resolution</w:t>
+            <w:proofErr w:type="spellStart"/>
+            <w:r>
+              <w:t>currencyID</w:t>
+            </w:r>
+            <w:proofErr w:type="spellEnd"/>
+            <w:r>
+              <w:t xml:space="preserve"> and predicate reference resolution</w:t>
             </w:r>
           </w:p>
         </w:tc>
@@ -8596,9 +8727,11 @@
             <w:pPr>
               <w:pStyle w:val="Tablebody"/>
             </w:pPr>
+            <w:proofErr w:type="spellStart"/>
             <w:r>
               <w:t>schema_child_order</w:t>
             </w:r>
+            <w:proofErr w:type="spellEnd"/>
           </w:p>
         </w:tc>
         <w:tc>
@@ -8799,9 +8932,35 @@
             <w:pPr>
               <w:pStyle w:val="Tablebody"/>
             </w:pPr>
-            <w:r>
-              <w:t>read_binding_layout, build_layout_from_rows, read_bindings, build_binding_class_tree</w:t>
-            </w:r>
+            <w:proofErr w:type="spellStart"/>
+            <w:r>
+              <w:t>read_binding_layout</w:t>
+            </w:r>
+            <w:proofErr w:type="spellEnd"/>
+            <w:r>
+              <w:t xml:space="preserve">, </w:t>
+            </w:r>
+            <w:proofErr w:type="spellStart"/>
+            <w:r>
+              <w:t>build_layout_from_rows</w:t>
+            </w:r>
+            <w:proofErr w:type="spellEnd"/>
+            <w:r>
+              <w:t xml:space="preserve">, </w:t>
+            </w:r>
+            <w:proofErr w:type="spellStart"/>
+            <w:r>
+              <w:t>read_bindings</w:t>
+            </w:r>
+            <w:proofErr w:type="spellEnd"/>
+            <w:r>
+              <w:t xml:space="preserve">, </w:t>
+            </w:r>
+            <w:proofErr w:type="spellStart"/>
+            <w:r>
+              <w:t>build_binding_class_tree</w:t>
+            </w:r>
+            <w:proofErr w:type="spellEnd"/>
           </w:p>
         </w:tc>
         <w:tc>
@@ -8846,9 +9005,35 @@
             <w:pPr>
               <w:pStyle w:val="Tablebody"/>
             </w:pPr>
-            <w:r>
-              <w:t>xml_split_xpath, xml_predicate_matches, find_nodes, get_value</w:t>
-            </w:r>
+            <w:proofErr w:type="spellStart"/>
+            <w:r>
+              <w:t>xml_split_xpath</w:t>
+            </w:r>
+            <w:proofErr w:type="spellEnd"/>
+            <w:r>
+              <w:t xml:space="preserve">, </w:t>
+            </w:r>
+            <w:proofErr w:type="spellStart"/>
+            <w:r>
+              <w:t>xml_predicate_matches</w:t>
+            </w:r>
+            <w:proofErr w:type="spellEnd"/>
+            <w:r>
+              <w:t xml:space="preserve">, </w:t>
+            </w:r>
+            <w:proofErr w:type="spellStart"/>
+            <w:r>
+              <w:t>find_nodes</w:t>
+            </w:r>
+            <w:proofErr w:type="spellEnd"/>
+            <w:r>
+              <w:t xml:space="preserve">, </w:t>
+            </w:r>
+            <w:proofErr w:type="spellStart"/>
+            <w:r>
+              <w:t>get_value</w:t>
+            </w:r>
+            <w:proofErr w:type="spellEnd"/>
           </w:p>
         </w:tc>
         <w:tc>
@@ -8893,9 +9078,27 @@
             <w:pPr>
               <w:pStyle w:val="Tablebody"/>
             </w:pPr>
-            <w:r>
-              <w:t>class_contexts, fill_direct_fields, process_class</w:t>
-            </w:r>
+            <w:proofErr w:type="spellStart"/>
+            <w:r>
+              <w:t>class_contexts</w:t>
+            </w:r>
+            <w:proofErr w:type="spellEnd"/>
+            <w:r>
+              <w:t xml:space="preserve">, </w:t>
+            </w:r>
+            <w:proofErr w:type="spellStart"/>
+            <w:r>
+              <w:t>fill_direct_fields</w:t>
+            </w:r>
+            <w:proofErr w:type="spellEnd"/>
+            <w:r>
+              <w:t xml:space="preserve">, </w:t>
+            </w:r>
+            <w:proofErr w:type="spellStart"/>
+            <w:r>
+              <w:t>process_class</w:t>
+            </w:r>
+            <w:proofErr w:type="spellEnd"/>
           </w:p>
         </w:tc>
         <w:tc>
@@ -8908,7 +9111,15 @@
               <w:pStyle w:val="Tablebody"/>
             </w:pPr>
             <w:r>
-              <w:t>Nested functions inside write_hierarchical_csv; create rows according to multiplicity</w:t>
+              <w:t xml:space="preserve">Nested functions inside </w:t>
+            </w:r>
+            <w:proofErr w:type="spellStart"/>
+            <w:r>
+              <w:t>write_hierarchical_csv</w:t>
+            </w:r>
+            <w:proofErr w:type="spellEnd"/>
+            <w:r>
+              <w:t>; create rows according to multiplicity</w:t>
             </w:r>
           </w:p>
         </w:tc>
@@ -8940,9 +9151,27 @@
             <w:pPr>
               <w:pStyle w:val="Tablebody"/>
             </w:pPr>
-            <w:r>
-              <w:t>ensure_path, create_context, set_xml_value_with_currency, set_relative_xml_value</w:t>
-            </w:r>
+            <w:proofErr w:type="spellStart"/>
+            <w:r>
+              <w:t>ensure_path</w:t>
+            </w:r>
+            <w:proofErr w:type="spellEnd"/>
+            <w:r>
+              <w:t xml:space="preserve">, create_context, </w:t>
+            </w:r>
+            <w:proofErr w:type="spellStart"/>
+            <w:r>
+              <w:t>set_xml_value_with_currency</w:t>
+            </w:r>
+            <w:proofErr w:type="spellEnd"/>
+            <w:r>
+              <w:t xml:space="preserve">, </w:t>
+            </w:r>
+            <w:proofErr w:type="spellStart"/>
+            <w:r>
+              <w:t>set_relative_xml_value</w:t>
+            </w:r>
+            <w:proofErr w:type="spellEnd"/>
           </w:p>
         </w:tc>
         <w:tc>
@@ -8987,9 +9216,27 @@
             <w:pPr>
               <w:pStyle w:val="Tablebody"/>
             </w:pPr>
-            <w:r>
-              <w:t>apply_default_to_existing_contexts, load_ubl_child_order, sort_children_for_ubl_schema</w:t>
-            </w:r>
+            <w:proofErr w:type="spellStart"/>
+            <w:r>
+              <w:t>apply_default_to_existing_contexts</w:t>
+            </w:r>
+            <w:proofErr w:type="spellEnd"/>
+            <w:r>
+              <w:t xml:space="preserve">, </w:t>
+            </w:r>
+            <w:proofErr w:type="spellStart"/>
+            <w:r>
+              <w:t>load_ubl_child_order</w:t>
+            </w:r>
+            <w:proofErr w:type="spellEnd"/>
+            <w:r>
+              <w:t xml:space="preserve">, </w:t>
+            </w:r>
+            <w:proofErr w:type="spellStart"/>
+            <w:r>
+              <w:t>sort_children_for_ubl_schema</w:t>
+            </w:r>
+            <w:proofErr w:type="spellEnd"/>
           </w:p>
         </w:tc>
         <w:tc>
@@ -9034,9 +9281,27 @@
             <w:pPr>
               <w:pStyle w:val="Tablebody"/>
             </w:pPr>
-            <w:r>
-              <w:t>write_hierarchical_csv, write_csv_metadata, write_xml_from_hierarchical_csv</w:t>
-            </w:r>
+            <w:proofErr w:type="spellStart"/>
+            <w:r>
+              <w:t>write_hierarchical_csv</w:t>
+            </w:r>
+            <w:proofErr w:type="spellEnd"/>
+            <w:r>
+              <w:t xml:space="preserve">, </w:t>
+            </w:r>
+            <w:proofErr w:type="spellStart"/>
+            <w:r>
+              <w:t>write_csv_metadata</w:t>
+            </w:r>
+            <w:proofErr w:type="spellEnd"/>
+            <w:r>
+              <w:t xml:space="preserve">, </w:t>
+            </w:r>
+            <w:proofErr w:type="spellStart"/>
+            <w:r>
+              <w:t>write_xml_from_hierarchical_csv</w:t>
+            </w:r>
+            <w:proofErr w:type="spellEnd"/>
           </w:p>
         </w:tc>
         <w:tc>
@@ -9104,8 +9369,10 @@
     </w:tbl>
     <w:p>
       <w:pPr>
-        <w:spacing w:before="120"/>
-      </w:pPr>
+        <w:spacing w:after="0"/>
+      </w:pPr>
+    </w:p>
+    <w:p>
       <w:r>
         <w:t>Appendix B provides the complete module-level function inventory with source lines and signatures.</w:t>
       </w:r>
@@ -9174,8 +9441,9 @@
                 <w:szCs w:val="20"/>
                 <w:lang w:val="en-GB"/>
               </w:rPr>
-              <w:t>layout = read_binding_layout(binding)</w:t>
-            </w:r>
+              <w:t xml:space="preserve">layout = </w:t>
+            </w:r>
+            <w:proofErr w:type="spellStart"/>
             <w:r>
               <w:rPr>
                 <w:rFonts w:ascii="Consolas" w:hAnsi="Consolas"/>
@@ -9183,9 +9451,9 @@
                 <w:szCs w:val="20"/>
                 <w:lang w:val="en-GB"/>
               </w:rPr>
-              <w:br/>
-              <w:t>bindings = read_bindings(binding, layout maps)</w:t>
-            </w:r>
+              <w:t>read_binding_layout</w:t>
+            </w:r>
+            <w:proofErr w:type="spellEnd"/>
             <w:r>
               <w:rPr>
                 <w:rFonts w:ascii="Consolas" w:hAnsi="Consolas"/>
@@ -9193,8 +9461,7 @@
                 <w:szCs w:val="20"/>
                 <w:lang w:val="en-GB"/>
               </w:rPr>
-              <w:br/>
-              <w:t>class_root = build_binding_class_tree(binding rows)</w:t>
+              <w:t>(binding)</w:t>
             </w:r>
             <w:r>
               <w:rPr>
@@ -9204,8 +9471,9 @@
                 <w:lang w:val="en-GB"/>
               </w:rPr>
               <w:br/>
-              <w:t>index direct A-row bindings by Class semantic_path</w:t>
-            </w:r>
+              <w:t xml:space="preserve">bindings = </w:t>
+            </w:r>
+            <w:proofErr w:type="spellStart"/>
             <w:r>
               <w:rPr>
                 <w:rFonts w:ascii="Consolas" w:hAnsi="Consolas"/>
@@ -9213,8 +9481,9 @@
                 <w:szCs w:val="20"/>
                 <w:lang w:val="en-GB"/>
               </w:rPr>
-              <w:br/>
-            </w:r>
+              <w:t>read_bindings</w:t>
+            </w:r>
+            <w:proofErr w:type="spellEnd"/>
             <w:r>
               <w:rPr>
                 <w:rFonts w:ascii="Consolas" w:hAnsi="Consolas"/>
@@ -9222,8 +9491,7 @@
                 <w:szCs w:val="20"/>
                 <w:lang w:val="en-GB"/>
               </w:rPr>
-              <w:br/>
-              <w:t>process_class(xml_context, class_node, active_dimensions, current_row):</w:t>
+              <w:t>(binding, layout maps)</w:t>
             </w:r>
             <w:r>
               <w:rPr>
@@ -9233,8 +9501,8 @@
                 <w:lang w:val="en-GB"/>
               </w:rPr>
               <w:br/>
-              <w:t xml:space="preserve">    row = current_row or new_row()</w:t>
-            </w:r>
+            </w:r>
+            <w:proofErr w:type="spellStart"/>
             <w:r>
               <w:rPr>
                 <w:rFonts w:ascii="Consolas" w:hAnsi="Consolas"/>
@@ -9242,9 +9510,9 @@
                 <w:szCs w:val="20"/>
                 <w:lang w:val="en-GB"/>
               </w:rPr>
-              <w:br/>
-              <w:t xml:space="preserve">    fill direct facts from relative XPath</w:t>
-            </w:r>
+              <w:t>class_root</w:t>
+            </w:r>
+            <w:proofErr w:type="spellEnd"/>
             <w:r>
               <w:rPr>
                 <w:rFonts w:ascii="Consolas" w:hAnsi="Consolas"/>
@@ -9252,9 +9520,9 @@
                 <w:szCs w:val="20"/>
                 <w:lang w:val="en-GB"/>
               </w:rPr>
-              <w:br/>
-              <w:t xml:space="preserve">    recurse non-repeated children into row</w:t>
-            </w:r>
+              <w:t xml:space="preserve"> = </w:t>
+            </w:r>
+            <w:proofErr w:type="spellStart"/>
             <w:r>
               <w:rPr>
                 <w:rFonts w:ascii="Consolas" w:hAnsi="Consolas"/>
@@ -9262,9 +9530,9 @@
                 <w:szCs w:val="20"/>
                 <w:lang w:val="en-GB"/>
               </w:rPr>
-              <w:br/>
-              <w:t xml:space="preserve">    append row if this Class owns it and it has facts/dimensions</w:t>
-            </w:r>
+              <w:t>build_binding_class_tree</w:t>
+            </w:r>
+            <w:proofErr w:type="spellEnd"/>
             <w:r>
               <w:rPr>
                 <w:rFonts w:ascii="Consolas" w:hAnsi="Consolas"/>
@@ -9272,8 +9540,7 @@
                 <w:szCs w:val="20"/>
                 <w:lang w:val="en-GB"/>
               </w:rPr>
-              <w:br/>
-              <w:t xml:space="preserve">    for each repeated child context in input order:</w:t>
+              <w:t>(binding rows)</w:t>
             </w:r>
             <w:r>
               <w:rPr>
@@ -9283,7 +9550,7 @@
                 <w:lang w:val="en-GB"/>
               </w:rPr>
               <w:br/>
-              <w:t xml:space="preserve">        copy dimensions; set child dimension to 1-based ordinal</w:t>
+              <w:t>index direct A-row bindings by Class semantic_path</w:t>
             </w:r>
             <w:r>
               <w:rPr>
@@ -9293,7 +9560,6 @@
                 <w:lang w:val="en-GB"/>
               </w:rPr>
               <w:br/>
-              <w:t xml:space="preserve">        recurse with a new row</w:t>
             </w:r>
             <w:r>
               <w:rPr>
@@ -9304,6 +9570,7 @@
               </w:rPr>
               <w:br/>
             </w:r>
+            <w:proofErr w:type="spellStart"/>
             <w:r>
               <w:rPr>
                 <w:rFonts w:ascii="Consolas" w:hAnsi="Consolas"/>
@@ -9311,6 +9578,224 @@
                 <w:szCs w:val="20"/>
                 <w:lang w:val="en-GB"/>
               </w:rPr>
+              <w:t>process_class</w:t>
+            </w:r>
+            <w:proofErr w:type="spellEnd"/>
+            <w:r>
+              <w:rPr>
+                <w:rFonts w:ascii="Consolas" w:hAnsi="Consolas"/>
+                <w:sz w:val="20"/>
+                <w:szCs w:val="20"/>
+                <w:lang w:val="en-GB"/>
+              </w:rPr>
+              <w:t>(</w:t>
+            </w:r>
+            <w:proofErr w:type="spellStart"/>
+            <w:r>
+              <w:rPr>
+                <w:rFonts w:ascii="Consolas" w:hAnsi="Consolas"/>
+                <w:sz w:val="20"/>
+                <w:szCs w:val="20"/>
+                <w:lang w:val="en-GB"/>
+              </w:rPr>
+              <w:t>xml_context</w:t>
+            </w:r>
+            <w:proofErr w:type="spellEnd"/>
+            <w:r>
+              <w:rPr>
+                <w:rFonts w:ascii="Consolas" w:hAnsi="Consolas"/>
+                <w:sz w:val="20"/>
+                <w:szCs w:val="20"/>
+                <w:lang w:val="en-GB"/>
+              </w:rPr>
+              <w:t xml:space="preserve">, </w:t>
+            </w:r>
+            <w:proofErr w:type="spellStart"/>
+            <w:r>
+              <w:rPr>
+                <w:rFonts w:ascii="Consolas" w:hAnsi="Consolas"/>
+                <w:sz w:val="20"/>
+                <w:szCs w:val="20"/>
+                <w:lang w:val="en-GB"/>
+              </w:rPr>
+              <w:t>class_node</w:t>
+            </w:r>
+            <w:proofErr w:type="spellEnd"/>
+            <w:r>
+              <w:rPr>
+                <w:rFonts w:ascii="Consolas" w:hAnsi="Consolas"/>
+                <w:sz w:val="20"/>
+                <w:szCs w:val="20"/>
+                <w:lang w:val="en-GB"/>
+              </w:rPr>
+              <w:t xml:space="preserve">, </w:t>
+            </w:r>
+            <w:proofErr w:type="spellStart"/>
+            <w:r>
+              <w:rPr>
+                <w:rFonts w:ascii="Consolas" w:hAnsi="Consolas"/>
+                <w:sz w:val="20"/>
+                <w:szCs w:val="20"/>
+                <w:lang w:val="en-GB"/>
+              </w:rPr>
+              <w:t>active_dimensions</w:t>
+            </w:r>
+            <w:proofErr w:type="spellEnd"/>
+            <w:r>
+              <w:rPr>
+                <w:rFonts w:ascii="Consolas" w:hAnsi="Consolas"/>
+                <w:sz w:val="20"/>
+                <w:szCs w:val="20"/>
+                <w:lang w:val="en-GB"/>
+              </w:rPr>
+              <w:t xml:space="preserve">, </w:t>
+            </w:r>
+            <w:proofErr w:type="spellStart"/>
+            <w:r>
+              <w:rPr>
+                <w:rFonts w:ascii="Consolas" w:hAnsi="Consolas"/>
+                <w:sz w:val="20"/>
+                <w:szCs w:val="20"/>
+                <w:lang w:val="en-GB"/>
+              </w:rPr>
+              <w:t>current_row</w:t>
+            </w:r>
+            <w:proofErr w:type="spellEnd"/>
+            <w:r>
+              <w:rPr>
+                <w:rFonts w:ascii="Consolas" w:hAnsi="Consolas"/>
+                <w:sz w:val="20"/>
+                <w:szCs w:val="20"/>
+                <w:lang w:val="en-GB"/>
+              </w:rPr>
+              <w:t>):</w:t>
+            </w:r>
+            <w:r>
+              <w:rPr>
+                <w:rFonts w:ascii="Consolas" w:hAnsi="Consolas"/>
+                <w:sz w:val="20"/>
+                <w:szCs w:val="20"/>
+                <w:lang w:val="en-GB"/>
+              </w:rPr>
+              <w:br/>
+              <w:t xml:space="preserve">    row = </w:t>
+            </w:r>
+            <w:proofErr w:type="spellStart"/>
+            <w:r>
+              <w:rPr>
+                <w:rFonts w:ascii="Consolas" w:hAnsi="Consolas"/>
+                <w:sz w:val="20"/>
+                <w:szCs w:val="20"/>
+                <w:lang w:val="en-GB"/>
+              </w:rPr>
+              <w:t>current_row</w:t>
+            </w:r>
+            <w:proofErr w:type="spellEnd"/>
+            <w:r>
+              <w:rPr>
+                <w:rFonts w:ascii="Consolas" w:hAnsi="Consolas"/>
+                <w:sz w:val="20"/>
+                <w:szCs w:val="20"/>
+                <w:lang w:val="en-GB"/>
+              </w:rPr>
+              <w:t xml:space="preserve"> or </w:t>
+            </w:r>
+            <w:proofErr w:type="spellStart"/>
+            <w:r>
+              <w:rPr>
+                <w:rFonts w:ascii="Consolas" w:hAnsi="Consolas"/>
+                <w:sz w:val="20"/>
+                <w:szCs w:val="20"/>
+                <w:lang w:val="en-GB"/>
+              </w:rPr>
+              <w:t>new_row</w:t>
+            </w:r>
+            <w:proofErr w:type="spellEnd"/>
+            <w:r>
+              <w:rPr>
+                <w:rFonts w:ascii="Consolas" w:hAnsi="Consolas"/>
+                <w:sz w:val="20"/>
+                <w:szCs w:val="20"/>
+                <w:lang w:val="en-GB"/>
+              </w:rPr>
+              <w:t>()</w:t>
+            </w:r>
+            <w:r>
+              <w:rPr>
+                <w:rFonts w:ascii="Consolas" w:hAnsi="Consolas"/>
+                <w:sz w:val="20"/>
+                <w:szCs w:val="20"/>
+                <w:lang w:val="en-GB"/>
+              </w:rPr>
+              <w:br/>
+              <w:t xml:space="preserve">    fill direct facts from relative XPath</w:t>
+            </w:r>
+            <w:r>
+              <w:rPr>
+                <w:rFonts w:ascii="Consolas" w:hAnsi="Consolas"/>
+                <w:sz w:val="20"/>
+                <w:szCs w:val="20"/>
+                <w:lang w:val="en-GB"/>
+              </w:rPr>
+              <w:br/>
+              <w:t xml:space="preserve">    recurse non-repeated children into row</w:t>
+            </w:r>
+            <w:r>
+              <w:rPr>
+                <w:rFonts w:ascii="Consolas" w:hAnsi="Consolas"/>
+                <w:sz w:val="20"/>
+                <w:szCs w:val="20"/>
+                <w:lang w:val="en-GB"/>
+              </w:rPr>
+              <w:br/>
+              <w:t xml:space="preserve">    append row if this Class owns it and it has facts/dimensions</w:t>
+            </w:r>
+            <w:r>
+              <w:rPr>
+                <w:rFonts w:ascii="Consolas" w:hAnsi="Consolas"/>
+                <w:sz w:val="20"/>
+                <w:szCs w:val="20"/>
+                <w:lang w:val="en-GB"/>
+              </w:rPr>
+              <w:br/>
+              <w:t xml:space="preserve">    for each repeated child context in input order:</w:t>
+            </w:r>
+            <w:r>
+              <w:rPr>
+                <w:rFonts w:ascii="Consolas" w:hAnsi="Consolas"/>
+                <w:sz w:val="20"/>
+                <w:szCs w:val="20"/>
+                <w:lang w:val="en-GB"/>
+              </w:rPr>
+              <w:br/>
+              <w:t xml:space="preserve">        copy dimensions; set child dimension to 1-based ordinal</w:t>
+            </w:r>
+            <w:r>
+              <w:rPr>
+                <w:rFonts w:ascii="Consolas" w:hAnsi="Consolas"/>
+                <w:sz w:val="20"/>
+                <w:szCs w:val="20"/>
+                <w:lang w:val="en-GB"/>
+              </w:rPr>
+              <w:br/>
+              <w:t xml:space="preserve">        recurse with a new row</w:t>
+            </w:r>
+            <w:r>
+              <w:rPr>
+                <w:rFonts w:ascii="Consolas" w:hAnsi="Consolas"/>
+                <w:sz w:val="20"/>
+                <w:szCs w:val="20"/>
+                <w:lang w:val="en-GB"/>
+              </w:rPr>
+              <w:br/>
+            </w:r>
+            <w:r>
+              <w:rPr>
+                <w:rFonts w:ascii="Consolas" w:hAnsi="Consolas"/>
+                <w:sz w:val="20"/>
+                <w:szCs w:val="20"/>
+                <w:lang w:val="en-GB"/>
+              </w:rPr>
               <w:br/>
               <w:t>write rows; then write metadata</w:t>
             </w:r>
@@ -9318,6 +9803,11 @@
         </w:tc>
       </w:tr>
     </w:tbl>
+    <w:p>
+      <w:pPr>
+        <w:spacing w:after="0"/>
+      </w:pPr>
+    </w:p>
     <w:p>
       <w:pPr>
         <w:pStyle w:val="20"/>
@@ -9382,7 +9872,7 @@
                 <w:lang w:val="en-GB"/>
               </w:rPr>
               <w:br/>
-              <w:t>root = XML root from Binding root alias</w:t>
+              <w:t>root = new UBL Invoice</w:t>
             </w:r>
             <w:r>
               <w:rPr>
@@ -9422,8 +9912,9 @@
                 <w:lang w:val="en-GB"/>
               </w:rPr>
               <w:br/>
-              <w:t xml:space="preserve">    elif binding belongs to repeated dimension:</w:t>
-            </w:r>
+              <w:t xml:space="preserve">    </w:t>
+            </w:r>
+            <w:proofErr w:type="spellStart"/>
             <w:r>
               <w:rPr>
                 <w:rFonts w:ascii="Consolas" w:hAnsi="Consolas"/>
@@ -9431,9 +9922,9 @@
                 <w:szCs w:val="20"/>
                 <w:lang w:val="en-GB"/>
               </w:rPr>
-              <w:br/>
-              <w:t xml:space="preserve">        for non-empty rows sorted by numeric ordinal:</w:t>
-            </w:r>
+              <w:t>elif</w:t>
+            </w:r>
+            <w:proofErr w:type="spellEnd"/>
             <w:r>
               <w:rPr>
                 <w:rFonts w:ascii="Consolas" w:hAnsi="Consolas"/>
@@ -9441,8 +9932,7 @@
                 <w:szCs w:val="20"/>
                 <w:lang w:val="en-GB"/>
               </w:rPr>
-              <w:br/>
-              <w:t xml:space="preserve">            key = occurrence_key(dimension, row)</w:t>
+              <w:t xml:space="preserve"> binding belongs to repeated dimension:</w:t>
             </w:r>
             <w:r>
               <w:rPr>
@@ -9452,7 +9942,7 @@
                 <w:lang w:val="en-GB"/>
               </w:rPr>
               <w:br/>
-              <w:t xml:space="preserve">            context = registry.get(key) or create_context(repeat_path)</w:t>
+              <w:t xml:space="preserve">        for non-empty rows sorted by numeric ordinal:</w:t>
             </w:r>
             <w:r>
               <w:rPr>
@@ -9462,7 +9952,7 @@
                 <w:lang w:val="en-GB"/>
               </w:rPr>
               <w:br/>
-              <w:t xml:space="preserve">            set relative value, unless path remains absolute</w:t>
+              <w:t xml:space="preserve">            key = (dimension, ordinal)</w:t>
             </w:r>
             <w:r>
               <w:rPr>
@@ -9472,8 +9962,9 @@
                 <w:lang w:val="en-GB"/>
               </w:rPr>
               <w:br/>
-              <w:t xml:space="preserve">    else:</w:t>
-            </w:r>
+              <w:t xml:space="preserve">            context = </w:t>
+            </w:r>
+            <w:proofErr w:type="spellStart"/>
             <w:r>
               <w:rPr>
                 <w:rFonts w:ascii="Consolas" w:hAnsi="Consolas"/>
@@ -9481,9 +9972,9 @@
                 <w:szCs w:val="20"/>
                 <w:lang w:val="en-GB"/>
               </w:rPr>
-              <w:br/>
-              <w:t xml:space="preserve">        write the first non-empty value</w:t>
-            </w:r>
+              <w:t>registry.get</w:t>
+            </w:r>
+            <w:proofErr w:type="spellEnd"/>
             <w:r>
               <w:rPr>
                 <w:rFonts w:ascii="Consolas" w:hAnsi="Consolas"/>
@@ -9491,6 +9982,65 @@
                 <w:szCs w:val="20"/>
                 <w:lang w:val="en-GB"/>
               </w:rPr>
+              <w:t>(key) or create_context(</w:t>
+            </w:r>
+            <w:proofErr w:type="spellStart"/>
+            <w:r>
+              <w:rPr>
+                <w:rFonts w:ascii="Consolas" w:hAnsi="Consolas"/>
+                <w:sz w:val="20"/>
+                <w:szCs w:val="20"/>
+                <w:lang w:val="en-GB"/>
+              </w:rPr>
+              <w:t>repeat_path</w:t>
+            </w:r>
+            <w:proofErr w:type="spellEnd"/>
+            <w:r>
+              <w:rPr>
+                <w:rFonts w:ascii="Consolas" w:hAnsi="Consolas"/>
+                <w:sz w:val="20"/>
+                <w:szCs w:val="20"/>
+                <w:lang w:val="en-GB"/>
+              </w:rPr>
+              <w:t>)</w:t>
+            </w:r>
+            <w:r>
+              <w:rPr>
+                <w:rFonts w:ascii="Consolas" w:hAnsi="Consolas"/>
+                <w:sz w:val="20"/>
+                <w:szCs w:val="20"/>
+                <w:lang w:val="en-GB"/>
+              </w:rPr>
+              <w:br/>
+              <w:t xml:space="preserve">            set relative value, unless path remains absolute</w:t>
+            </w:r>
+            <w:r>
+              <w:rPr>
+                <w:rFonts w:ascii="Consolas" w:hAnsi="Consolas"/>
+                <w:sz w:val="20"/>
+                <w:szCs w:val="20"/>
+                <w:lang w:val="en-GB"/>
+              </w:rPr>
+              <w:br/>
+              <w:t xml:space="preserve">    else:</w:t>
+            </w:r>
+            <w:r>
+              <w:rPr>
+                <w:rFonts w:ascii="Consolas" w:hAnsi="Consolas"/>
+                <w:sz w:val="20"/>
+                <w:szCs w:val="20"/>
+                <w:lang w:val="en-GB"/>
+              </w:rPr>
+              <w:br/>
+              <w:t xml:space="preserve">        write the first non-empty value</w:t>
+            </w:r>
+            <w:r>
+              <w:rPr>
+                <w:rFonts w:ascii="Consolas" w:hAnsi="Consolas"/>
+                <w:sz w:val="20"/>
+                <w:szCs w:val="20"/>
+                <w:lang w:val="en-GB"/>
+              </w:rPr>
               <w:br/>
               <w:t>apply UBL defaults; sort children; write XML</w:t>
             </w:r>
@@ -9500,6 +10050,11 @@
     </w:tbl>
     <w:p>
       <w:pPr>
+        <w:spacing w:after="0"/>
+      </w:pPr>
+    </w:p>
+    <w:p>
+      <w:pPr>
         <w:pStyle w:val="20"/>
       </w:pPr>
       <w:bookmarkStart w:id="21" w:name="_Toc240462321"/>
@@ -9510,7 +10065,23 @@
     </w:p>
     <w:p>
       <w:r>
-        <w:t>In this specification, HTD-D means the logical Hierarchical Tidy Data held during execution. The current program does not define an HTDData class and does not build a second object tree containing all values. Instead, the BindingClass tree defines the hierarchy, while rows: list[dict[str, str]] contains the data. A row's non-empty dimension columns and their ordinal values encode its position in that hierarchy. Figure 4 shows the exact separation between the XML tree, hierarchy-control objects, HTD-D row representation, and HTD-CSV serialization.</w:t>
+        <w:t xml:space="preserve">In this specification, HTD-D means the logical Hierarchical Tidy Data held during execution. The current program does not define an </w:t>
+      </w:r>
+      <w:proofErr w:type="spellStart"/>
+      <w:r>
+        <w:t>HTDData</w:t>
+      </w:r>
+      <w:proofErr w:type="spellEnd"/>
+      <w:r>
+        <w:t xml:space="preserve"> class and does not build a second object tree containing all values. Instead, the </w:t>
+      </w:r>
+      <w:proofErr w:type="spellStart"/>
+      <w:r>
+        <w:t>BindingClass</w:t>
+      </w:r>
+      <w:proofErr w:type="spellEnd"/>
+      <w:r>
+        <w:t xml:space="preserve"> tree defines the hierarchy, while rows: list[dict[str, str]] contains the data. A row's non-empty dimension columns and their ordinal values encode its position in that hierarchy. Figure 4 shows the exact separation between the XML tree, hierarchy-control objects, HTD-D row representation, and HTD-CSV serialization.</w:t>
       </w:r>
     </w:p>
     <w:p>
@@ -9518,17 +10089,12 @@
         <w:keepNext/>
       </w:pPr>
       <w:r>
-        <w:t xml:space="preserve">Figure 4 illustrates </w:t>
-      </w:r>
-      <w:r>
-        <w:rPr>
-          <w:rFonts w:hint="eastAsia"/>
-        </w:rPr>
-        <w:t>X</w:t>
-      </w:r>
-      <w:r>
-        <w:t>ML to HTD-D and HTD-CSV construction. The numbered figure is referenced here as part of the implementation-level processing description.</w:t>
-      </w:r>
+        <w:t>Figure 4 illustrates XML to HTD-D and HTD-CSV construction. The numbered figure is referenced here as part of the implementation-level processing description.</w:t>
+      </w:r>
+      <w:proofErr w:type="spellStart"/>
+      <w:r/>
+      <w:proofErr w:type="spellEnd"/>
+      <w:r/>
     </w:p>
     <w:p>
       <w:pPr>
@@ -9536,9 +10102,6 @@
         <w:jc w:val="center"/>
       </w:pPr>
       <w:r>
-        <w:rPr>
-          <w:noProof/>
-        </w:rPr>
         <w:drawing>
           <wp:inline distT="0" distB="0" distL="0" distR="0" wp14:anchorId="135DFABE" wp14:editId="1768FBF4">
             <wp:extent cx="5805714" cy="4760685"/>
@@ -9595,8 +10158,61 @@
       <w:bookmarkEnd w:id="22"/>
     </w:p>
     <w:p>
-      <w:r>
-        <w:t>BindingLayout is the column and dimension contract. Its fieldnames list fixes the possible HTD-CSV columns; field_dimension and related maps associate fields with dimension columns. BindingClass objects form the control tree created from C rows, and direct_fields_by_class maps each Class semantic_path to the Attribute bindings owned directly by that Class. The actual values are accumulated in rows. Each member is a dictionary initialized by new_row(fieldnames, d_invoice). Dimension fields such as dInvoice and repeated-Class dimensions contain one-based string ordinals. All other populated keys contain lexical values extracted from XML. The hierarchy is therefore implicit in row scope and dimension values, not in nested Python value objects.</w:t>
+      <w:proofErr w:type="spellStart"/>
+      <w:r>
+        <w:t>BindingLayout</w:t>
+      </w:r>
+      <w:proofErr w:type="spellEnd"/>
+      <w:r>
+        <w:t xml:space="preserve"> is the column and dimension contract. Its fieldnames list fixes the possible HTD-CSV columns; </w:t>
+      </w:r>
+      <w:proofErr w:type="spellStart"/>
+      <w:r>
+        <w:t>field_dimension</w:t>
+      </w:r>
+      <w:proofErr w:type="spellEnd"/>
+      <w:r>
+        <w:t xml:space="preserve"> and related maps associate fields with dimension columns. </w:t>
+      </w:r>
+      <w:proofErr w:type="spellStart"/>
+      <w:r>
+        <w:t>BindingClass</w:t>
+      </w:r>
+      <w:proofErr w:type="spellEnd"/>
+      <w:r>
+        <w:t xml:space="preserve"> objects form the control tree created from C rows, and </w:t>
+      </w:r>
+      <w:proofErr w:type="spellStart"/>
+      <w:r>
+        <w:t>direct_fields_by_class</w:t>
+      </w:r>
+      <w:proofErr w:type="spellEnd"/>
+      <w:r>
+        <w:t xml:space="preserve"> maps each Class semantic_path to the Attribute bindings owned directly by that Class. The actual values are accumulated in rows. Each member is a dictionary initialized by </w:t>
+      </w:r>
+      <w:proofErr w:type="spellStart"/>
+      <w:r>
+        <w:t>new_row</w:t>
+      </w:r>
+      <w:proofErr w:type="spellEnd"/>
+      <w:r>
+        <w:t xml:space="preserve">(fieldnames, </w:t>
+      </w:r>
+      <w:proofErr w:type="spellStart"/>
+      <w:r>
+        <w:t>d_invoice</w:t>
+      </w:r>
+      <w:proofErr w:type="spellEnd"/>
+      <w:r>
+        <w:t xml:space="preserve">). Dimension fields such as </w:t>
+      </w:r>
+      <w:proofErr w:type="spellStart"/>
+      <w:r>
+        <w:t>dInvoice</w:t>
+      </w:r>
+      <w:proofErr w:type="spellEnd"/>
+      <w:r>
+        <w:t xml:space="preserve"> and repeated-Class dimensions contain one-based string ordinals. All other populated keys contain lexical values extracted from XML. The hierarchy is therefore implicit in row scope and dimension values, not in nested Python value objects.</w:t>
       </w:r>
     </w:p>
     <w:tbl>
@@ -9642,8 +10258,9 @@
                 <w:szCs w:val="28"/>
                 <w:lang w:val="en-GB"/>
               </w:rPr>
-              <w:t>HTD-D control = BindingLayout + BindingClass tree + direct_fields_by_class</w:t>
-            </w:r>
+              <w:t xml:space="preserve">HTD-D control = </w:t>
+            </w:r>
+            <w:proofErr w:type="spellStart"/>
             <w:r>
               <w:rPr>
                 <w:rFonts w:ascii="Consolas" w:hAnsi="Consolas"/>
@@ -9651,9 +10268,9 @@
                 <w:szCs w:val="28"/>
                 <w:lang w:val="en-GB"/>
               </w:rPr>
-              <w:br/>
-              <w:t>HTD-D values  = rows: list[dict[str, str]]</w:t>
-            </w:r>
+              <w:t>BindingLayout</w:t>
+            </w:r>
+            <w:proofErr w:type="spellEnd"/>
             <w:r>
               <w:rPr>
                 <w:rFonts w:ascii="Consolas" w:hAnsi="Consolas"/>
@@ -9661,9 +10278,9 @@
                 <w:szCs w:val="28"/>
                 <w:lang w:val="en-GB"/>
               </w:rPr>
-              <w:br/>
-              <w:t>hierarchy position(row) =</w:t>
-            </w:r>
+              <w:t xml:space="preserve"> + </w:t>
+            </w:r>
+            <w:proofErr w:type="spellStart"/>
             <w:r>
               <w:rPr>
                 <w:rFonts w:ascii="Consolas" w:hAnsi="Consolas"/>
@@ -9671,9 +10288,9 @@
                 <w:szCs w:val="28"/>
                 <w:lang w:val="en-GB"/>
               </w:rPr>
-              <w:br/>
-              <w:t xml:space="preserve">    {dimension_column: one_based_ordinal for each non-empty dimension_column}</w:t>
-            </w:r>
+              <w:t>BindingClass</w:t>
+            </w:r>
+            <w:proofErr w:type="spellEnd"/>
             <w:r>
               <w:rPr>
                 <w:rFonts w:ascii="Consolas" w:hAnsi="Consolas"/>
@@ -9681,9 +10298,9 @@
                 <w:szCs w:val="28"/>
                 <w:lang w:val="en-GB"/>
               </w:rPr>
-              <w:br/>
-              <w:t>fact position =</w:t>
-            </w:r>
+              <w:t xml:space="preserve"> tree + </w:t>
+            </w:r>
+            <w:proofErr w:type="spellStart"/>
             <w:r>
               <w:rPr>
                 <w:rFonts w:ascii="Consolas" w:hAnsi="Consolas"/>
@@ -9691,8 +10308,158 @@
                 <w:szCs w:val="28"/>
                 <w:lang w:val="en-GB"/>
               </w:rPr>
+              <w:t>direct_fields_by_class</w:t>
+            </w:r>
+            <w:proofErr w:type="spellEnd"/>
+            <w:r>
+              <w:rPr>
+                <w:rFonts w:ascii="Consolas" w:hAnsi="Consolas"/>
+                <w:sz w:val="20"/>
+                <w:szCs w:val="28"/>
+                <w:lang w:val="en-GB"/>
+              </w:rPr>
               <w:br/>
-              <w:t xml:space="preserve">    (row hierarchy position, Binding.field, Binding.semantic_path)</w:t>
+              <w:t>HTD-D values  = rows: list[dict[str, str]]</w:t>
+            </w:r>
+            <w:r>
+              <w:rPr>
+                <w:rFonts w:ascii="Consolas" w:hAnsi="Consolas"/>
+                <w:sz w:val="20"/>
+                <w:szCs w:val="28"/>
+                <w:lang w:val="en-GB"/>
+              </w:rPr>
+              <w:br/>
+              <w:t>hierarchy position(row) =</w:t>
+            </w:r>
+            <w:r>
+              <w:rPr>
+                <w:rFonts w:ascii="Consolas" w:hAnsi="Consolas"/>
+                <w:sz w:val="20"/>
+                <w:szCs w:val="28"/>
+                <w:lang w:val="en-GB"/>
+              </w:rPr>
+              <w:br/>
+              <w:t xml:space="preserve">    {</w:t>
+            </w:r>
+            <w:proofErr w:type="spellStart"/>
+            <w:r>
+              <w:rPr>
+                <w:rFonts w:ascii="Consolas" w:hAnsi="Consolas"/>
+                <w:sz w:val="20"/>
+                <w:szCs w:val="28"/>
+                <w:lang w:val="en-GB"/>
+              </w:rPr>
+              <w:t>dimension_column</w:t>
+            </w:r>
+            <w:proofErr w:type="spellEnd"/>
+            <w:r>
+              <w:rPr>
+                <w:rFonts w:ascii="Consolas" w:hAnsi="Consolas"/>
+                <w:sz w:val="20"/>
+                <w:szCs w:val="28"/>
+                <w:lang w:val="en-GB"/>
+              </w:rPr>
+              <w:t xml:space="preserve">: </w:t>
+            </w:r>
+            <w:proofErr w:type="spellStart"/>
+            <w:r>
+              <w:rPr>
+                <w:rFonts w:ascii="Consolas" w:hAnsi="Consolas"/>
+                <w:sz w:val="20"/>
+                <w:szCs w:val="28"/>
+                <w:lang w:val="en-GB"/>
+              </w:rPr>
+              <w:t>one_based_ordinal</w:t>
+            </w:r>
+            <w:proofErr w:type="spellEnd"/>
+            <w:r>
+              <w:rPr>
+                <w:rFonts w:ascii="Consolas" w:hAnsi="Consolas"/>
+                <w:sz w:val="20"/>
+                <w:szCs w:val="28"/>
+                <w:lang w:val="en-GB"/>
+              </w:rPr>
+              <w:t xml:space="preserve"> for each non-empty </w:t>
+            </w:r>
+            <w:proofErr w:type="spellStart"/>
+            <w:r>
+              <w:rPr>
+                <w:rFonts w:ascii="Consolas" w:hAnsi="Consolas"/>
+                <w:sz w:val="20"/>
+                <w:szCs w:val="28"/>
+                <w:lang w:val="en-GB"/>
+              </w:rPr>
+              <w:t>dimension_column</w:t>
+            </w:r>
+            <w:proofErr w:type="spellEnd"/>
+            <w:r>
+              <w:rPr>
+                <w:rFonts w:ascii="Consolas" w:hAnsi="Consolas"/>
+                <w:sz w:val="20"/>
+                <w:szCs w:val="28"/>
+                <w:lang w:val="en-GB"/>
+              </w:rPr>
+              <w:t>}</w:t>
+            </w:r>
+            <w:r>
+              <w:rPr>
+                <w:rFonts w:ascii="Consolas" w:hAnsi="Consolas"/>
+                <w:sz w:val="20"/>
+                <w:szCs w:val="28"/>
+                <w:lang w:val="en-GB"/>
+              </w:rPr>
+              <w:br/>
+              <w:t>fact position =</w:t>
+            </w:r>
+            <w:r>
+              <w:rPr>
+                <w:rFonts w:ascii="Consolas" w:hAnsi="Consolas"/>
+                <w:sz w:val="20"/>
+                <w:szCs w:val="28"/>
+                <w:lang w:val="en-GB"/>
+              </w:rPr>
+              <w:br/>
+              <w:t xml:space="preserve">    (row hierarchy position, </w:t>
+            </w:r>
+            <w:proofErr w:type="spellStart"/>
+            <w:r>
+              <w:rPr>
+                <w:rFonts w:ascii="Consolas" w:hAnsi="Consolas"/>
+                <w:sz w:val="20"/>
+                <w:szCs w:val="28"/>
+                <w:lang w:val="en-GB"/>
+              </w:rPr>
+              <w:t>Binding.field</w:t>
+            </w:r>
+            <w:proofErr w:type="spellEnd"/>
+            <w:r>
+              <w:rPr>
+                <w:rFonts w:ascii="Consolas" w:hAnsi="Consolas"/>
+                <w:sz w:val="20"/>
+                <w:szCs w:val="28"/>
+                <w:lang w:val="en-GB"/>
+              </w:rPr>
+              <w:t xml:space="preserve">, </w:t>
+            </w:r>
+            <w:proofErr w:type="spellStart"/>
+            <w:r>
+              <w:rPr>
+                <w:rFonts w:ascii="Consolas" w:hAnsi="Consolas"/>
+                <w:sz w:val="20"/>
+                <w:szCs w:val="28"/>
+                <w:lang w:val="en-GB"/>
+              </w:rPr>
+              <w:t>Binding.semantic_path</w:t>
+            </w:r>
+            <w:proofErr w:type="spellEnd"/>
+            <w:r>
+              <w:rPr>
+                <w:rFonts w:ascii="Consolas" w:hAnsi="Consolas"/>
+                <w:sz w:val="20"/>
+                <w:szCs w:val="28"/>
+                <w:lang w:val="en-GB"/>
+              </w:rPr>
+              <w:t>)</w:t>
             </w:r>
           </w:p>
         </w:tc>
@@ -9722,40 +10489,121 @@
       <w:pPr>
         <w:pStyle w:val="aff4"/>
       </w:pPr>
-      <w:r>
-        <w:t>collect_namespaces performs namespace discovery from the XML input; ET.parse then builds the complete ElementTree root.</w:t>
+      <w:proofErr w:type="spellStart"/>
+      <w:r>
+        <w:t>collect_namespaces</w:t>
+      </w:r>
+      <w:proofErr w:type="spellEnd"/>
+      <w:r>
+        <w:t xml:space="preserve"> performs namespace discovery from the XML input; </w:t>
+      </w:r>
+      <w:proofErr w:type="spellStart"/>
+      <w:r>
+        <w:t>ET.parse</w:t>
+      </w:r>
+      <w:proofErr w:type="spellEnd"/>
+      <w:r>
+        <w:t xml:space="preserve"> then builds the complete </w:t>
+      </w:r>
+      <w:proofErr w:type="spellStart"/>
+      <w:r>
+        <w:t>ElementTree</w:t>
+      </w:r>
+      <w:proofErr w:type="spellEnd"/>
+      <w:r>
+        <w:t xml:space="preserve"> root.</w:t>
       </w:r>
     </w:p>
     <w:p>
       <w:pPr>
         <w:pStyle w:val="aff4"/>
       </w:pPr>
-      <w:r>
-        <w:t>read_binding_layout reads usable C/A rows and establishes fieldnames, semantic-path mappings, dimensions and syntax-sequence metadata.</w:t>
+      <w:proofErr w:type="spellStart"/>
+      <w:r>
+        <w:t>read_binding_layout</w:t>
+      </w:r>
+      <w:proofErr w:type="spellEnd"/>
+      <w:r>
+        <w:t xml:space="preserve"> reads usable C/A rows and establishes fieldnames, semantic-path mappings, dimensions and syntax-sequence metadata.</w:t>
       </w:r>
     </w:p>
     <w:p>
       <w:pPr>
         <w:pStyle w:val="aff4"/>
       </w:pPr>
-      <w:r>
-        <w:t>read_bindings creates the ordered Binding list; the optional template contributes field-to-dimension hints but does not replace Binding field order.</w:t>
+      <w:proofErr w:type="spellStart"/>
+      <w:r>
+        <w:t>read_bindings</w:t>
+      </w:r>
+      <w:proofErr w:type="spellEnd"/>
+      <w:r>
+        <w:t xml:space="preserve"> creates the ordered Binding list; the optional template contributes field-to-dimension hints but does not replace Binding field order.</w:t>
       </w:r>
     </w:p>
     <w:p>
       <w:pPr>
         <w:pStyle w:val="aff4"/>
       </w:pPr>
-      <w:r>
-        <w:t>read_binding_rows and build_binding_class_tree build the Class hierarchy; walk_binding_classes and direct_class_fields build the direct-field index.</w:t>
+      <w:proofErr w:type="spellStart"/>
+      <w:r>
+        <w:t>read_binding_rows</w:t>
+      </w:r>
+      <w:proofErr w:type="spellEnd"/>
+      <w:r>
+        <w:t xml:space="preserve"> and </w:t>
+      </w:r>
+      <w:proofErr w:type="spellStart"/>
+      <w:r>
+        <w:t>build_binding_class_tree</w:t>
+      </w:r>
+      <w:proofErr w:type="spellEnd"/>
+      <w:r>
+        <w:t xml:space="preserve"> build the Class hierarchy; </w:t>
+      </w:r>
+      <w:proofErr w:type="spellStart"/>
+      <w:r>
+        <w:t>walk_binding_classes</w:t>
+      </w:r>
+      <w:proofErr w:type="spellEnd"/>
+      <w:r>
+        <w:t xml:space="preserve"> and </w:t>
+      </w:r>
+      <w:proofErr w:type="spellStart"/>
+      <w:r>
+        <w:t>direct_class_fields</w:t>
+      </w:r>
+      <w:proofErr w:type="spellEnd"/>
+      <w:r>
+        <w:t xml:space="preserve"> build the direct-field index.</w:t>
       </w:r>
     </w:p>
     <w:p>
       <w:pPr>
         <w:pStyle w:val="aff4"/>
       </w:pPr>
-      <w:r>
-        <w:t>find_nodes resolves the root Class context. process_class then walks Class nodes recursively in Binding-tree child order, using XML node order returned by find_nodes.</w:t>
+      <w:proofErr w:type="spellStart"/>
+      <w:r>
+        <w:t>find_nodes</w:t>
+      </w:r>
+      <w:proofErr w:type="spellEnd"/>
+      <w:r>
+        <w:t xml:space="preserve"> resolves the root Class context. </w:t>
+      </w:r>
+      <w:proofErr w:type="spellStart"/>
+      <w:r>
+        <w:t>process_class</w:t>
+      </w:r>
+      <w:proofErr w:type="spellEnd"/>
+      <w:r>
+        <w:t xml:space="preserve"> then walks Class nodes recursively in Binding-tree child order, using XML node order returned by </w:t>
+      </w:r>
+      <w:proofErr w:type="spellStart"/>
+      <w:r>
+        <w:t>find_nodes</w:t>
+      </w:r>
+      <w:proofErr w:type="spellEnd"/>
+      <w:r>
+        <w:t>.</w:t>
       </w:r>
     </w:p>
     <w:p>
@@ -9770,12 +10618,76 @@
     </w:p>
     <w:p>
       <w:r>
-        <w:t>For the current Class context, fill_direct_fields processes only Attribute bindings owned directly by that Class. The Attribute XPath is made relative to the Class XPath where possible, get_value reads the lexical value, and the value is assigned to Binding.field only when that field is still empty in the current row. A Binding filter also writes its declared filter_field/filter_value pair.</w:t>
+        <w:t xml:space="preserve">For the current Class context, </w:t>
+      </w:r>
+      <w:proofErr w:type="spellStart"/>
+      <w:r>
+        <w:t>fill_direct_fields</w:t>
+      </w:r>
+      <w:proofErr w:type="spellEnd"/>
+      <w:r>
+        <w:t xml:space="preserve"> processes only Attribute bindings owned directly by that Class. The Attribute XPath is made relative to the Class XPath where possible, </w:t>
+      </w:r>
+      <w:proofErr w:type="spellStart"/>
+      <w:r>
+        <w:t>get_value</w:t>
+      </w:r>
+      <w:proofErr w:type="spellEnd"/>
+      <w:r>
+        <w:t xml:space="preserve"> reads the lexical value, and the value is assigned to </w:t>
+      </w:r>
+      <w:proofErr w:type="spellStart"/>
+      <w:r>
+        <w:t>Binding.field</w:t>
+      </w:r>
+      <w:proofErr w:type="spellEnd"/>
+      <w:r>
+        <w:t xml:space="preserve"> only when that field is still empty in the current row. A Binding filter also writes its declared </w:t>
+      </w:r>
+      <w:proofErr w:type="spellStart"/>
+      <w:r>
+        <w:t>filter_field</w:t>
+      </w:r>
+      <w:proofErr w:type="spellEnd"/>
+      <w:r>
+        <w:t>/</w:t>
+      </w:r>
+      <w:proofErr w:type="spellStart"/>
+      <w:r>
+        <w:t>filter_value</w:t>
+      </w:r>
+      <w:proofErr w:type="spellEnd"/>
+      <w:r>
+        <w:t xml:space="preserve"> pair.</w:t>
       </w:r>
     </w:p>
     <w:p>
       <w:r>
-        <w:t>A non-repeated child Class is processed with the same row object, so its fields share the parent's row scope. A repeated child with a dimension is deferred into repeated_children. For each matching XML context, enumerate(..., start=1) creates a new ordinal, copies the ancestor dimension_values, adds child_class.dimension = ordinal, creates a new row, and recursively populates that row. Thus the combination of Class semantic path, field name, ancestor dimension ordinals and current repeated ordinal determines the HTD-D location.</w:t>
+        <w:t xml:space="preserve">A non-repeated child Class is processed with the same row object, so its fields share the parent's row scope. A repeated child with a dimension is deferred into </w:t>
+      </w:r>
+      <w:proofErr w:type="spellStart"/>
+      <w:r>
+        <w:t>repeated_children</w:t>
+      </w:r>
+      <w:proofErr w:type="spellEnd"/>
+      <w:r>
+        <w:t xml:space="preserve">. For each matching XML context, enumerate(..., start=1) creates a new ordinal, copies the ancestor </w:t>
+      </w:r>
+      <w:proofErr w:type="spellStart"/>
+      <w:r>
+        <w:t>dimension_values</w:t>
+      </w:r>
+      <w:proofErr w:type="spellEnd"/>
+      <w:r>
+        <w:t xml:space="preserve">, adds </w:t>
+      </w:r>
+      <w:proofErr w:type="spellStart"/>
+      <w:r>
+        <w:t>child_class.dimension</w:t>
+      </w:r>
+      <w:proofErr w:type="spellEnd"/>
+      <w:r>
+        <w:t xml:space="preserve"> = ordinal, creates a new row, and recursively populates that row. Thus the combination of Class semantic path, field name, ancestor dimension ordinals and current repeated ordinal determines the HTD-D location.</w:t>
       </w:r>
     </w:p>
     <w:p>
@@ -9789,8 +10701,13 @@
       <w:bookmarkEnd w:id="25"/>
     </w:p>
     <w:p>
-      <w:r>
-        <w:t>process_class first fills direct fields and recursively processes non-repeated children into the current row. If the Class owns the row and the row has a value beyond dimension columns, that row is appended to rows. Only after that append does the function process deferred repeated children. Repeated child Classes follow Binding-tree child order; their XML contexts follow document order; and their ordinals run from 1 through the number of contexts. The resulting rows list is already the HTD-CSV row order: owner row first, followed by each repeated subtree in recursive order.</w:t>
+      <w:proofErr w:type="spellStart"/>
+      <w:r>
+        <w:t>process_class</w:t>
+      </w:r>
+      <w:proofErr w:type="spellEnd"/>
+      <w:r>
+        <w:t xml:space="preserve"> first fills direct fields and recursively processes non-repeated children into the current row. If the Class owns the row and the row has a value beyond dimension columns, that row is appended to rows. Only after that append does the function process deferred repeated children. Repeated child Classes follow Binding-tree child order; their XML contexts follow document order; and their ordinals run from 1 through the number of contexts. The resulting rows list is already the HTD-CSV row order: owner row first, followed by each repeated subtree in recursive order.</w:t>
       </w:r>
     </w:p>
     <w:p>
@@ -9935,6 +10852,9 @@
               <w:pStyle w:val="Tablebody"/>
             </w:pPr>
             <w:r>
+              <w:rPr>
+                <w:sz w:val="16"/>
+              </w:rPr>
               <w:t>Columns</w:t>
             </w:r>
           </w:p>
@@ -9948,9 +10868,14 @@
             <w:pPr>
               <w:pStyle w:val="Tablebody"/>
             </w:pPr>
-            <w:r>
+            <w:proofErr w:type="spellStart"/>
+            <w:r>
+              <w:rPr>
+                <w:sz w:val="16"/>
+              </w:rPr>
               <w:t>BindingLayout.fieldnames</w:t>
             </w:r>
+            <w:proofErr w:type="spellEnd"/>
           </w:p>
         </w:tc>
         <w:tc>
@@ -9963,6 +10888,9 @@
               <w:pStyle w:val="Tablebody"/>
             </w:pPr>
             <w:r>
+              <w:rPr>
+                <w:sz w:val="16"/>
+              </w:rPr>
               <w:t>Header and dictionary projection order</w:t>
             </w:r>
           </w:p>
@@ -9982,6 +10910,9 @@
               <w:pStyle w:val="Tablebody"/>
             </w:pPr>
             <w:r>
+              <w:rPr>
+                <w:sz w:val="16"/>
+              </w:rPr>
               <w:t>Class traversal</w:t>
             </w:r>
           </w:p>
@@ -9996,6 +10927,9 @@
               <w:pStyle w:val="Tablebody"/>
             </w:pPr>
             <w:r>
+              <w:rPr>
+                <w:sz w:val="16"/>
+              </w:rPr>
               <w:t>BindingClass child insertion order</w:t>
             </w:r>
           </w:p>
@@ -10010,6 +10944,9 @@
               <w:pStyle w:val="Tablebody"/>
             </w:pPr>
             <w:r>
+              <w:rPr>
+                <w:sz w:val="16"/>
+              </w:rPr>
               <w:t>Stable semantic hierarchy traversal</w:t>
             </w:r>
           </w:p>
@@ -10029,6 +10966,9 @@
               <w:pStyle w:val="Tablebody"/>
             </w:pPr>
             <w:r>
+              <w:rPr>
+                <w:sz w:val="16"/>
+              </w:rPr>
               <w:t>Non-repeated child</w:t>
             </w:r>
           </w:p>
@@ -10043,6 +10983,9 @@
               <w:pStyle w:val="Tablebody"/>
             </w:pPr>
             <w:r>
+              <w:rPr>
+                <w:sz w:val="16"/>
+              </w:rPr>
               <w:t>Processed immediately in current row</w:t>
             </w:r>
           </w:p>
@@ -10057,6 +11000,9 @@
               <w:pStyle w:val="Tablebody"/>
             </w:pPr>
             <w:r>
+              <w:rPr>
+                <w:sz w:val="16"/>
+              </w:rPr>
               <w:t>Values merge into parent row scope</w:t>
             </w:r>
           </w:p>
@@ -10076,6 +11022,9 @@
               <w:pStyle w:val="Tablebody"/>
             </w:pPr>
             <w:r>
+              <w:rPr>
+                <w:sz w:val="16"/>
+              </w:rPr>
               <w:t>Repeated child</w:t>
             </w:r>
           </w:p>
@@ -10090,6 +11039,9 @@
               <w:pStyle w:val="Tablebody"/>
             </w:pPr>
             <w:r>
+              <w:rPr>
+                <w:sz w:val="16"/>
+              </w:rPr>
               <w:t>Deferred; XML context order; ordinal 1..n</w:t>
             </w:r>
           </w:p>
@@ -10104,6 +11056,9 @@
               <w:pStyle w:val="Tablebody"/>
             </w:pPr>
             <w:r>
+              <w:rPr>
+                <w:sz w:val="16"/>
+              </w:rPr>
               <w:t>One or more dimension-addressed rows</w:t>
             </w:r>
           </w:p>
@@ -10123,6 +11078,9 @@
               <w:pStyle w:val="Tablebody"/>
             </w:pPr>
             <w:r>
+              <w:rPr>
+                <w:sz w:val="16"/>
+              </w:rPr>
               <w:t>Final row list</w:t>
             </w:r>
           </w:p>
@@ -10137,8 +11095,19 @@
               <w:pStyle w:val="Tablebody"/>
             </w:pPr>
             <w:r>
-              <w:t>Append order produced by process_class</w:t>
-            </w:r>
+              <w:rPr>
+                <w:sz w:val="16"/>
+              </w:rPr>
+              <w:t xml:space="preserve">Append order produced by </w:t>
+            </w:r>
+            <w:proofErr w:type="spellStart"/>
+            <w:r>
+              <w:rPr>
+                <w:sz w:val="16"/>
+              </w:rPr>
+              <w:t>process_class</w:t>
+            </w:r>
+            <w:proofErr w:type="spellEnd"/>
           </w:p>
         </w:tc>
         <w:tc>
@@ -10150,8 +11119,19 @@
             <w:pPr>
               <w:pStyle w:val="Tablebody"/>
             </w:pPr>
-            <w:r>
-              <w:t>DictWriter writes the same order</w:t>
+            <w:proofErr w:type="spellStart"/>
+            <w:r>
+              <w:rPr>
+                <w:sz w:val="16"/>
+              </w:rPr>
+              <w:t>DictWriter</w:t>
+            </w:r>
+            <w:proofErr w:type="spellEnd"/>
+            <w:r>
+              <w:rPr>
+                <w:sz w:val="16"/>
+              </w:rPr>
+              <w:t xml:space="preserve"> writes the same order</w:t>
             </w:r>
           </w:p>
         </w:tc>
@@ -10159,6 +11139,11 @@
     </w:tbl>
     <w:p>
       <w:pPr>
+        <w:spacing w:after="0"/>
+      </w:pPr>
+    </w:p>
+    <w:p>
+      <w:pPr>
         <w:pStyle w:val="3"/>
       </w:pPr>
       <w:bookmarkStart w:id="26" w:name="_Toc240462326"/>
@@ -10169,7 +11154,31 @@
     </w:p>
     <w:p>
       <w:r>
-        <w:t>After traversal, drop_empty_columns may remove fields that are empty in every accumulated row. The program then creates the parent directory, opens the requested final CSV path directly with newline='' and the selected encoding, writes BindingLayout-derived fieldnames as the header, and calls writerows(rows) without an additional sort. The metadata JSON is written only after the CSV. There is no temporary-file promotion or atomic two-file transaction.</w:t>
+        <w:t xml:space="preserve">After traversal, </w:t>
+      </w:r>
+      <w:proofErr w:type="spellStart"/>
+      <w:r>
+        <w:t>drop_empty_columns</w:t>
+      </w:r>
+      <w:proofErr w:type="spellEnd"/>
+      <w:r>
+        <w:t xml:space="preserve"> may remove fields that are empty in every accumulated row. The program then creates the parent directory, opens the requested final CSV path directly with newline='' and the selected encoding, writes </w:t>
+      </w:r>
+      <w:proofErr w:type="spellStart"/>
+      <w:r>
+        <w:t>BindingLayout</w:t>
+      </w:r>
+      <w:proofErr w:type="spellEnd"/>
+      <w:r>
+        <w:t xml:space="preserve">-derived fieldnames as the header, and calls </w:t>
+      </w:r>
+      <w:proofErr w:type="spellStart"/>
+      <w:r>
+        <w:t>writerows</w:t>
+      </w:r>
+      <w:proofErr w:type="spellEnd"/>
+      <w:r>
+        <w:t>(rows) without an additional sort. The metadata JSON is written only after the CSV. There is no temporary-file promotion or atomic two-file transaction.</w:t>
       </w:r>
     </w:p>
     <w:p>
@@ -10192,17 +11201,12 @@
         <w:keepNext/>
       </w:pPr>
       <w:r>
-        <w:t xml:space="preserve">Figure 5 illustrates </w:t>
-      </w:r>
-      <w:r>
-        <w:rPr>
-          <w:rFonts w:hint="eastAsia"/>
-        </w:rPr>
-        <w:t>H</w:t>
-      </w:r>
-      <w:r>
-        <w:t>TD-CSV to HTD-D and UBL XML construction. The numbered figure is referenced here as part of the implementation-level processing description.</w:t>
-      </w:r>
+        <w:t>Figure 5 illustrates HTD-CSV to HTD-D and UBL XML construction. The numbered figure is referenced here as part of the implementation-level processing description.</w:t>
+      </w:r>
+      <w:proofErr w:type="spellStart"/>
+      <w:r/>
+      <w:proofErr w:type="spellEnd"/>
+      <w:r/>
     </w:p>
     <w:p>
       <w:pPr>
@@ -10210,9 +11214,6 @@
         <w:jc w:val="center"/>
       </w:pPr>
       <w:r>
-        <w:rPr>
-          <w:noProof/>
-        </w:rPr>
         <w:drawing>
           <wp:inline distT="0" distB="0" distL="0" distR="0" wp14:anchorId="31968A92" wp14:editId="774ECF17">
             <wp:extent cx="5805714" cy="5450114"/>
@@ -10270,7 +11271,47 @@
     </w:p>
     <w:p>
       <w:r>
-        <w:t>The reverse function first loads BindingLayout, Binding rows and optional template dimension hints. csv.DictReader then reads the complete HTD-CSV file. BOM prefixes are removed from field names and keys, values are stripped, and the result is stored as rows: list[dict[str, str]]. validate_hierarchical_row_scopes verifies that row dimensions are compatible with field_dimension. No separate nested HTD-D value tree is created: each row remains positioned by its non-empty dimension columns, and each fact remains addressed by its Binding.field.</w:t>
+        <w:t xml:space="preserve">The reverse function first loads </w:t>
+      </w:r>
+      <w:proofErr w:type="spellStart"/>
+      <w:r>
+        <w:t>BindingLayout</w:t>
+      </w:r>
+      <w:proofErr w:type="spellEnd"/>
+      <w:r>
+        <w:t xml:space="preserve">, Binding rows and optional template dimension hints. </w:t>
+      </w:r>
+      <w:proofErr w:type="spellStart"/>
+      <w:r>
+        <w:t>csv.DictReader</w:t>
+      </w:r>
+      <w:proofErr w:type="spellEnd"/>
+      <w:r>
+        <w:t xml:space="preserve"> then reads the complete HTD-CSV file. BOM prefixes are removed from field names and keys, values are stripped, and the result is stored as rows: list[dict[str, str]]. </w:t>
+      </w:r>
+      <w:proofErr w:type="spellStart"/>
+      <w:r>
+        <w:t>validate_hierarchical_row_scopes</w:t>
+      </w:r>
+      <w:proofErr w:type="spellEnd"/>
+      <w:r>
+        <w:t xml:space="preserve"> verifies that row dimensions are compatible with </w:t>
+      </w:r>
+      <w:proofErr w:type="spellStart"/>
+      <w:r>
+        <w:t>field_dimension</w:t>
+      </w:r>
+      <w:proofErr w:type="spellEnd"/>
+      <w:r>
+        <w:t xml:space="preserve">. No separate nested HTD-D value tree is created: each row remains positioned by its non-empty dimension columns, and each fact remains addressed by its </w:t>
+      </w:r>
+      <w:proofErr w:type="spellStart"/>
+      <w:r>
+        <w:t>Binding.field</w:t>
+      </w:r>
+      <w:proofErr w:type="spellEnd"/>
+      <w:r>
+        <w:t>.</w:t>
       </w:r>
     </w:p>
     <w:p>
@@ -10287,10 +11328,34 @@
       <w:r>
         <w:t>Bindings are grouped conceptually by their resolved dimension and are processed globally by syntax_sequence, with Binding order as the tie-breaker. repeat_path_by_dimension resolves the physical repeated XML path. context_by_dimension_row is the central dimension registry: its key is the ordered ancestor-and-current-dimension ordinal tuple and its value is the created XML Element. For one dimension-bound Binding, rows containing both that dimension and a value for the field are selected and sorted by integer dimension ordinal.</w:t>
       </w:r>
+      <w:proofErr w:type="spellStart"/>
+      <w:r/>
+      <w:proofErr w:type="spellEnd"/>
+      <w:r/>
+      <w:proofErr w:type="spellStart"/>
+      <w:r/>
+      <w:proofErr w:type="spellEnd"/>
+      <w:r/>
     </w:p>
     <w:p>
       <w:r>
-        <w:t>For each selected row, a missing registry key causes create_context(root, repeat_path, ...) to build the physical XML branch; an existing key reuses the same Element. A Binding XPath relative to repeat_path is written below that Element. An absolute/out-of-context path is written from the document root. A non-dimension Binding scans HTD-D rows in row order and writes the first non-empty value. A syntax-only default is applied only to contexts that already exist. This prevents a default from creating a repeated business occurrence by itself.</w:t>
+        <w:t xml:space="preserve">For each selected row, a missing registry key causes create_context(root, </w:t>
+      </w:r>
+      <w:proofErr w:type="spellStart"/>
+      <w:r>
+        <w:t>repeat_path</w:t>
+      </w:r>
+      <w:proofErr w:type="spellEnd"/>
+      <w:r>
+        <w:t xml:space="preserve">, ...) to build the physical XML branch; an existing key reuses the same Element. A Binding XPath relative to </w:t>
+      </w:r>
+      <w:proofErr w:type="spellStart"/>
+      <w:r>
+        <w:t>repeat_path</w:t>
+      </w:r>
+      <w:proofErr w:type="spellEnd"/>
+      <w:r>
+        <w:t xml:space="preserve"> is written below that Element. An absolute/out-of-context path is written from the document root. A non-dimension Binding scans HTD-D rows in row order and writes the first non-empty value. A syntax-only default is applied only to contexts that already exist. This prevents a default from creating a repeated business occurrence by itself.</w:t>
       </w:r>
     </w:p>
     <w:tbl>
@@ -10346,8 +11411,9 @@
                 <w:lang w:val="en-GB"/>
               </w:rPr>
               <w:br/>
-              <w:t xml:space="preserve">    if syntax_only_default:</w:t>
-            </w:r>
+              <w:t xml:space="preserve">    if </w:t>
+            </w:r>
+            <w:proofErr w:type="spellStart"/>
             <w:r>
               <w:rPr>
                 <w:rFonts w:ascii="Consolas" w:hAnsi="Consolas"/>
@@ -10355,9 +11421,9 @@
                 <w:szCs w:val="28"/>
                 <w:lang w:val="en-GB"/>
               </w:rPr>
-              <w:br/>
-              <w:t xml:space="preserve">        apply default to existing contexts only</w:t>
-            </w:r>
+              <w:t>syntax_only_default</w:t>
+            </w:r>
+            <w:proofErr w:type="spellEnd"/>
             <w:r>
               <w:rPr>
                 <w:rFonts w:ascii="Consolas" w:hAnsi="Consolas"/>
@@ -10365,8 +11431,7 @@
                 <w:szCs w:val="28"/>
                 <w:lang w:val="en-GB"/>
               </w:rPr>
-              <w:br/>
-              <w:t xml:space="preserve">    elif binding has repeated dimension:</w:t>
+              <w:t>:</w:t>
             </w:r>
             <w:r>
               <w:rPr>
@@ -10376,7 +11441,7 @@
                 <w:lang w:val="en-GB"/>
               </w:rPr>
               <w:br/>
-              <w:t xml:space="preserve">        for row in rows sorted by integer row[dimension]:</w:t>
+              <w:t xml:space="preserve">        apply default to existing contexts only</w:t>
             </w:r>
             <w:r>
               <w:rPr>
@@ -10386,8 +11451,9 @@
                 <w:lang w:val="en-GB"/>
               </w:rPr>
               <w:br/>
-              <w:t xml:space="preserve">            key = (dimension, row[dimension])</w:t>
-            </w:r>
+              <w:t xml:space="preserve">    </w:t>
+            </w:r>
+            <w:proofErr w:type="spellStart"/>
             <w:r>
               <w:rPr>
                 <w:rFonts w:ascii="Consolas" w:hAnsi="Consolas"/>
@@ -10395,9 +11461,9 @@
                 <w:szCs w:val="28"/>
                 <w:lang w:val="en-GB"/>
               </w:rPr>
-              <w:br/>
-              <w:t xml:space="preserve">            context = context_by_dimension_row.get(key)</w:t>
-            </w:r>
+              <w:t>elif</w:t>
+            </w:r>
+            <w:proofErr w:type="spellEnd"/>
             <w:r>
               <w:rPr>
                 <w:rFonts w:ascii="Consolas" w:hAnsi="Consolas"/>
@@ -10405,8 +11471,7 @@
                 <w:szCs w:val="28"/>
                 <w:lang w:val="en-GB"/>
               </w:rPr>
-              <w:br/>
-              <w:t xml:space="preserve">            if context is None:</w:t>
+              <w:t xml:space="preserve"> binding has repeated dimension:</w:t>
             </w:r>
             <w:r>
               <w:rPr>
@@ -10416,7 +11481,7 @@
                 <w:lang w:val="en-GB"/>
               </w:rPr>
               <w:br/>
-              <w:t xml:space="preserve">                context = create_context(repeat_path)</w:t>
+              <w:t xml:space="preserve">        for row in rows sorted by integer row[dimension]:</w:t>
             </w:r>
             <w:r>
               <w:rPr>
@@ -10426,7 +11491,107 @@
                 <w:lang w:val="en-GB"/>
               </w:rPr>
               <w:br/>
-              <w:t xml:space="preserve">                context_by_dimension_row[key] = context</w:t>
+              <w:t xml:space="preserve">            key = (dimension, row[dimension])</w:t>
+            </w:r>
+            <w:r>
+              <w:rPr>
+                <w:rFonts w:ascii="Consolas" w:hAnsi="Consolas"/>
+                <w:sz w:val="20"/>
+                <w:szCs w:val="28"/>
+                <w:lang w:val="en-GB"/>
+              </w:rPr>
+              <w:br/>
+              <w:t xml:space="preserve">            context = </w:t>
+            </w:r>
+            <w:proofErr w:type="spellStart"/>
+            <w:r>
+              <w:rPr>
+                <w:rFonts w:ascii="Consolas" w:hAnsi="Consolas"/>
+                <w:sz w:val="20"/>
+                <w:szCs w:val="28"/>
+                <w:lang w:val="en-GB"/>
+              </w:rPr>
+              <w:t>context_by_dimension_row.get</w:t>
+            </w:r>
+            <w:proofErr w:type="spellEnd"/>
+            <w:r>
+              <w:rPr>
+                <w:rFonts w:ascii="Consolas" w:hAnsi="Consolas"/>
+                <w:sz w:val="20"/>
+                <w:szCs w:val="28"/>
+                <w:lang w:val="en-GB"/>
+              </w:rPr>
+              <w:t>(key)</w:t>
+            </w:r>
+            <w:r>
+              <w:rPr>
+                <w:rFonts w:ascii="Consolas" w:hAnsi="Consolas"/>
+                <w:sz w:val="20"/>
+                <w:szCs w:val="28"/>
+                <w:lang w:val="en-GB"/>
+              </w:rPr>
+              <w:br/>
+              <w:t xml:space="preserve">            if context is None:</w:t>
+            </w:r>
+            <w:r>
+              <w:rPr>
+                <w:rFonts w:ascii="Consolas" w:hAnsi="Consolas"/>
+                <w:sz w:val="20"/>
+                <w:szCs w:val="28"/>
+                <w:lang w:val="en-GB"/>
+              </w:rPr>
+              <w:br/>
+              <w:t xml:space="preserve">                context = create_context(</w:t>
+            </w:r>
+            <w:proofErr w:type="spellStart"/>
+            <w:r>
+              <w:rPr>
+                <w:rFonts w:ascii="Consolas" w:hAnsi="Consolas"/>
+                <w:sz w:val="20"/>
+                <w:szCs w:val="28"/>
+                <w:lang w:val="en-GB"/>
+              </w:rPr>
+              <w:t>repeat_path</w:t>
+            </w:r>
+            <w:proofErr w:type="spellEnd"/>
+            <w:r>
+              <w:rPr>
+                <w:rFonts w:ascii="Consolas" w:hAnsi="Consolas"/>
+                <w:sz w:val="20"/>
+                <w:szCs w:val="28"/>
+                <w:lang w:val="en-GB"/>
+              </w:rPr>
+              <w:t>)</w:t>
+            </w:r>
+            <w:r>
+              <w:rPr>
+                <w:rFonts w:ascii="Consolas" w:hAnsi="Consolas"/>
+                <w:sz w:val="20"/>
+                <w:szCs w:val="28"/>
+                <w:lang w:val="en-GB"/>
+              </w:rPr>
+              <w:br/>
+              <w:t xml:space="preserve">                </w:t>
+            </w:r>
+            <w:proofErr w:type="spellStart"/>
+            <w:r>
+              <w:rPr>
+                <w:rFonts w:ascii="Consolas" w:hAnsi="Consolas"/>
+                <w:sz w:val="20"/>
+                <w:szCs w:val="28"/>
+                <w:lang w:val="en-GB"/>
+              </w:rPr>
+              <w:t>context_by_dimension_row</w:t>
+            </w:r>
+            <w:proofErr w:type="spellEnd"/>
+            <w:r>
+              <w:rPr>
+                <w:rFonts w:ascii="Consolas" w:hAnsi="Consolas"/>
+                <w:sz w:val="20"/>
+                <w:szCs w:val="28"/>
+                <w:lang w:val="en-GB"/>
+              </w:rPr>
+              <w:t>[key] = context</w:t>
             </w:r>
             <w:r>
               <w:rPr>
@@ -10631,9 +11796,19 @@
             <w:pPr>
               <w:pStyle w:val="Tablebody"/>
             </w:pPr>
-            <w:r>
-              <w:t>Binding.dimension / field_dimension</w:t>
-            </w:r>
+            <w:proofErr w:type="spellStart"/>
+            <w:r>
+              <w:t>Binding.dimension</w:t>
+            </w:r>
+            <w:proofErr w:type="spellEnd"/>
+            <w:r>
+              <w:t xml:space="preserve"> / </w:t>
+            </w:r>
+            <w:proofErr w:type="spellStart"/>
+            <w:r>
+              <w:t>field_dimension</w:t>
+            </w:r>
+            <w:proofErr w:type="spellEnd"/>
           </w:p>
         </w:tc>
         <w:tc>
@@ -10692,9 +11867,11 @@
             <w:pPr>
               <w:pStyle w:val="Tablebody"/>
             </w:pPr>
+            <w:proofErr w:type="spellStart"/>
             <w:r>
               <w:t>repeat_path_by_dimension</w:t>
             </w:r>
+            <w:proofErr w:type="spellEnd"/>
           </w:p>
         </w:tc>
         <w:tc>
@@ -10782,7 +11959,15 @@
               <w:pStyle w:val="Tablebody"/>
             </w:pPr>
             <w:r>
-              <w:t>One complete ancestor-lineage occurrence key maps to one XML context</w:t>
+              <w:t xml:space="preserve">One ordinal </w:t>
+            </w:r>
+            <w:proofErr w:type="gramStart"/>
+            <w:r>
+              <w:t>maps</w:t>
+            </w:r>
+            <w:proofErr w:type="gramEnd"/>
+            <w:r>
+              <w:t xml:space="preserve"> to one context key</w:t>
             </w:r>
           </w:p>
         </w:tc>
@@ -10813,28 +11998,14 @@
           <w:p>
             <w:pPr>
               <w:pStyle w:val="Tablebody"/>
-              <w:spacing w:after="0"/>
-            </w:pPr>
+            </w:pPr>
+            <w:proofErr w:type="spellStart"/>
             <w:r>
               <w:t>context_by_dimension_row</w:t>
             </w:r>
-          </w:p>
-          <w:p>
-            <w:pPr>
-              <w:pStyle w:val="Tablebody"/>
-              <w:spacing w:before="0" w:after="0"/>
-            </w:pPr>
-            <w:r>
-              <w:t>[occurrence_key</w:t>
-            </w:r>
-          </w:p>
-          <w:p>
-            <w:pPr>
-              <w:pStyle w:val="Tablebody"/>
-              <w:spacing w:before="0"/>
-            </w:pPr>
-            <w:r>
-              <w:t>(dimension, row)]</w:t>
+            <w:proofErr w:type="spellEnd"/>
+            <w:r>
+              <w:t>[(dimension, ordinal)]</w:t>
             </w:r>
           </w:p>
         </w:tc>
@@ -10894,8 +12065,13 @@
             <w:pPr>
               <w:pStyle w:val="Tablebody"/>
             </w:pPr>
-            <w:r>
-              <w:t>UblSchemaIndex child-order map</w:t>
+            <w:proofErr w:type="spellStart"/>
+            <w:r>
+              <w:t>UblSchemaIndex</w:t>
+            </w:r>
+            <w:proofErr w:type="spellEnd"/>
+            <w:r>
+              <w:t xml:space="preserve"> child-order map</w:t>
             </w:r>
           </w:p>
         </w:tc>
@@ -10941,7 +12117,7 @@
     </w:p>
     <w:p>
       <w:r>
-        <w:t>After all Binding values are applied, ensure_tax_scheme_defaults supplies the implemented TaxScheme defaults, sort_children_for_ubl_schema reorders children using the optional UBL XSD-derived order, and indent_xml formats the tree. The program creates the output parent directory and writes ElementTree directly to the requested XML path as UTF-8 with an XML declaration. The root element is selected from the Binding root alias; the default namespace map remains UBL-oriented. CII reverse is not an accepted canonical conversion baseline.</w:t>
+        <w:t>After all Binding values and explicit Binding-declared defaults are applied, sort_children_for_ubl_schema reorders children using the optional UBL XSD-derived order, and indent_xml formats the tree. The retained ensure_tax_scheme_defaults compatibility hook does not create TaxScheme, VAT, ChargeIndicator, or other literals; syntax-only required values must come from the selected Binding. The program creates the output parent directory and writes ElementTree directly to the requested XML path as UTF-8 with an XML declaration. The root element is selected from the Binding root alias; the default namespace map remains UBL-oriented. CII reverse is not an accepted canonical conversion baseline.</w:t>
       </w:r>
     </w:p>
     <w:p>
@@ -11205,8 +12381,13 @@
             <w:pPr>
               <w:pStyle w:val="Tablebody"/>
             </w:pPr>
-            <w:r>
-              <w:t>BindingClass recursion and repeated XML contexts</w:t>
+            <w:proofErr w:type="spellStart"/>
+            <w:r>
+              <w:t>BindingClass</w:t>
+            </w:r>
+            <w:proofErr w:type="spellEnd"/>
+            <w:r>
+              <w:t xml:space="preserve"> recursion and repeated XML contexts</w:t>
             </w:r>
           </w:p>
         </w:tc>
@@ -11347,7 +12528,7 @@
               <w:pStyle w:val="Tablebody"/>
             </w:pPr>
             <w:r>
-              <w:t>Element tree and ancestor-lineage occurrence-key context registry</w:t>
+              <w:t>Element tree and (dimension, ordinal) context registry</w:t>
             </w:r>
           </w:p>
         </w:tc>
@@ -11690,8 +12871,13 @@
             <w:pPr>
               <w:pStyle w:val="Tablebody"/>
             </w:pPr>
-            <w:r>
-              <w:t>drop_empty enabled</w:t>
+            <w:proofErr w:type="spellStart"/>
+            <w:r>
+              <w:t>drop_empty</w:t>
+            </w:r>
+            <w:proofErr w:type="spellEnd"/>
+            <w:r>
+              <w:t xml:space="preserve"> enabled</w:t>
             </w:r>
           </w:p>
         </w:tc>
@@ -11831,8 +13017,13 @@
             <w:pPr>
               <w:pStyle w:val="Tablebody"/>
             </w:pPr>
-            <w:r>
-              <w:t>relative_xpath remains absolute</w:t>
+            <w:proofErr w:type="spellStart"/>
+            <w:r>
+              <w:t>relative_xpath</w:t>
+            </w:r>
+            <w:proofErr w:type="spellEnd"/>
+            <w:r>
+              <w:t xml:space="preserve"> remains absolute</w:t>
             </w:r>
           </w:p>
         </w:tc>
@@ -11915,6 +13106,11 @@
     </w:tbl>
     <w:p>
       <w:pPr>
+        <w:spacing w:after="0"/>
+      </w:pPr>
+    </w:p>
+    <w:p>
+      <w:pPr>
         <w:pStyle w:val="10"/>
       </w:pPr>
       <w:bookmarkStart w:id="33" w:name="_Toc240462333"/>
@@ -11937,9 +13133,6 @@
         <w:jc w:val="center"/>
       </w:pPr>
       <w:r>
-        <w:rPr>
-          <w:noProof/>
-        </w:rPr>
         <w:drawing>
           <wp:inline distT="0" distB="0" distL="0" distR="0" wp14:anchorId="256B8D35" wp14:editId="2A14FACE">
             <wp:extent cx="5805714" cy="4071257"/>
@@ -11987,7 +13180,23 @@
     </w:p>
     <w:p>
       <w:r>
-        <w:t>Hierarchy is not represented by nested Python occurrence objects in forward conversion. It is represented by a BindingClass tree plus dimension columns in flat row dictionaries. Reverse conversion materializes XML Elements lazily and reuses them through context_by_dimension_row.</w:t>
+        <w:t xml:space="preserve">Hierarchy is not represented by nested Python occurrence objects in forward conversion. It is represented by a </w:t>
+      </w:r>
+      <w:proofErr w:type="spellStart"/>
+      <w:r>
+        <w:t>BindingClass</w:t>
+      </w:r>
+      <w:proofErr w:type="spellEnd"/>
+      <w:r>
+        <w:t xml:space="preserve"> tree plus dimension columns in flat row dictionaries. Reverse conversion materializes XML Elements lazily and reuses them through </w:t>
+      </w:r>
+      <w:proofErr w:type="spellStart"/>
+      <w:r>
+        <w:t>context_by_dimension_row</w:t>
+      </w:r>
+      <w:proofErr w:type="spellEnd"/>
+      <w:r>
+        <w:t>.</w:t>
       </w:r>
     </w:p>
     <w:p>
@@ -12341,8 +13550,13 @@
             <w:pPr>
               <w:pStyle w:val="Tablebody"/>
             </w:pPr>
-            <w:r>
-              <w:t>stdout success line; exit 0</w:t>
+            <w:proofErr w:type="spellStart"/>
+            <w:r>
+              <w:t>stdout</w:t>
+            </w:r>
+            <w:proofErr w:type="spellEnd"/>
+            <w:r>
+              <w:t xml:space="preserve"> success line; exit 0</w:t>
             </w:r>
           </w:p>
         </w:tc>
@@ -12350,17 +13564,20 @@
     </w:tbl>
     <w:p>
       <w:pPr>
-        <w:spacing w:before="120"/>
+        <w:spacing w:after="0"/>
+      </w:pPr>
+    </w:p>
+    <w:p>
+      <w:pPr>
+        <w:spacing w:before="60"/>
       </w:pPr>
       <w:r>
         <w:rPr>
           <w:b/>
         </w:rPr>
-        <w:t xml:space="preserve">Not implemented: </w:t>
-      </w:r>
-      <w:r>
-        <w:t>There is no diagnostic-code catalogue, severity object/list, structured diagnostics file, partial-success status, or row-level error aggregation in tools/binding/syntax_binding.py.</w:t>
-      </w:r>
+        <w:t>Not implemented: There is no diagnostic-code catalogue, severity object/list, structured diagnostics file, partial-success status, or row-level error aggregation in tools/binding/syntax_binding.py.</w:t>
+      </w:r>
+      <w:r/>
     </w:p>
     <w:p>
       <w:pPr>
@@ -12956,6 +14173,20 @@
     </w:tbl>
     <w:p>
       <w:pPr>
+        <w:pStyle w:val="20"/>
+      </w:pPr>
+      <w:r>
+        <w:t>Semantic Path selector note</w:t>
+      </w:r>
+    </w:p>
+    <w:p>
+      <w:pPr/>
+      <w:r>
+        <w:t>The Flat CSV limited Boolean semantic_path predicate grammar is defined by the Transformation Table and Common Library specifications. Syntax Binding continues to distinguish semantic_path selectors from physical XML predicates: XML selection conditions belong in syntax_path/XPath, and unsupported XML predicate syntax must not be treated as a semantic selector extension.</w:t>
+      </w:r>
+    </w:p>
+    <w:p>
+      <w:pPr>
         <w:pStyle w:val="10"/>
       </w:pPr>
       <w:bookmarkStart w:id="37" w:name="_Toc240462337"/>
@@ -13017,7 +14248,15 @@
         <w:pStyle w:val="a"/>
       </w:pPr>
       <w:r>
-        <w:t>Supplying --ubl-schema-url performs network access; this must be operationally controlled.</w:t>
+        <w:t>Supplying --</w:t>
+      </w:r>
+      <w:proofErr w:type="spellStart"/>
+      <w:r>
+        <w:t>ubl</w:t>
+      </w:r>
+      <w:proofErr w:type="spellEnd"/>
+      <w:r>
+        <w:t>-schema-url performs network access; this must be operationally controlled.</w:t>
       </w:r>
     </w:p>
     <w:p>
@@ -13231,7 +14470,7 @@
               <w:rPr>
                 <w:sz w:val="17"/>
               </w:rPr>
-              <w:t>bindings/syntax/EN16931_UBL_Invoice_Syntax_Binding.csv</w:t>
+              <w:t>specs/bindings/syntax/EN16931_UBL_Invoice_Syntax_Binding.csv</w:t>
             </w:r>
           </w:p>
         </w:tc>
@@ -13270,7 +14509,7 @@
               <w:rPr>
                 <w:sz w:val="17"/>
               </w:rPr>
-              <w:t>bindings/syntax/EN16931_CII_D16B_Invoice_Syntax_Binding.csv</w:t>
+              <w:t>specs/bindings/syntax/EN16931_CII_D16B_Invoice_Syntax_Binding.csv</w:t>
             </w:r>
           </w:p>
         </w:tc>
@@ -13309,7 +14548,21 @@
               <w:rPr>
                 <w:sz w:val="17"/>
               </w:rPr>
-              <w:t>Specifications/technical/lhm/EN16931_CIUS_Invoice_LHM.csv</w:t>
+              <w:t>specs/</w:t>
+            </w:r>
+            <w:proofErr w:type="spellStart"/>
+            <w:r>
+              <w:rPr>
+                <w:sz w:val="17"/>
+              </w:rPr>
+              <w:t>lhm</w:t>
+            </w:r>
+            <w:proofErr w:type="spellEnd"/>
+            <w:r>
+              <w:rPr>
+                <w:sz w:val="17"/>
+              </w:rPr>
+              <w:t>/EN16931_CIUS_Invoice_LHM.csv</w:t>
             </w:r>
           </w:p>
         </w:tc>
@@ -13765,9 +15018,11 @@
             <w:pPr>
               <w:pStyle w:val="Tablebody"/>
             </w:pPr>
+            <w:proofErr w:type="spellStart"/>
             <w:r>
               <w:t>xml_split_xpath</w:t>
             </w:r>
+            <w:proofErr w:type="spellEnd"/>
           </w:p>
         </w:tc>
         <w:tc>
@@ -13920,7 +15175,23 @@
               <w:pStyle w:val="Tablebody"/>
             </w:pPr>
             <w:r>
-              <w:t>context: ET.Element, path: str, namespaces: Dict[str, str], root: Optional[ET.Element]=None</w:t>
+              <w:t xml:space="preserve">context: </w:t>
+            </w:r>
+            <w:proofErr w:type="spellStart"/>
+            <w:r>
+              <w:t>ET.Element</w:t>
+            </w:r>
+            <w:proofErr w:type="spellEnd"/>
+            <w:r>
+              <w:t>, path: str, namespaces: Dict[str, str], root: Optional[</w:t>
+            </w:r>
+            <w:proofErr w:type="spellStart"/>
+            <w:r>
+              <w:t>ET.Element</w:t>
+            </w:r>
+            <w:proofErr w:type="spellEnd"/>
+            <w:r>
+              <w:t>]=None</w:t>
             </w:r>
           </w:p>
         </w:tc>
@@ -13952,9 +15223,11 @@
             <w:pPr>
               <w:pStyle w:val="Tablebody"/>
             </w:pPr>
+            <w:proofErr w:type="spellStart"/>
             <w:r>
               <w:t>xml_predicate_matches</w:t>
             </w:r>
+            <w:proofErr w:type="spellEnd"/>
           </w:p>
         </w:tc>
         <w:tc>
@@ -13981,7 +15254,23 @@
               <w:pStyle w:val="Tablebody"/>
             </w:pPr>
             <w:r>
-              <w:t>child: ET.Element, predicate: Optional[str], namespaces: Dict[str, str], root: Optional[ET.Element]=None</w:t>
+              <w:t xml:space="preserve">child: </w:t>
+            </w:r>
+            <w:proofErr w:type="spellStart"/>
+            <w:r>
+              <w:t>ET.Element</w:t>
+            </w:r>
+            <w:proofErr w:type="spellEnd"/>
+            <w:r>
+              <w:t>, predicate: Optional[str], namespaces: Dict[str, str], root: Optional[</w:t>
+            </w:r>
+            <w:proofErr w:type="spellStart"/>
+            <w:r>
+              <w:t>ET.Element</w:t>
+            </w:r>
+            <w:proofErr w:type="spellEnd"/>
+            <w:r>
+              <w:t>]=None</w:t>
             </w:r>
           </w:p>
         </w:tc>
@@ -14044,7 +15333,23 @@
               <w:pStyle w:val="Tablebody"/>
             </w:pPr>
             <w:r>
-              <w:t>child: ET.Element, step: str, namespaces: Dict[str, str], root: Optional[ET.Element]=None</w:t>
+              <w:t xml:space="preserve">child: </w:t>
+            </w:r>
+            <w:proofErr w:type="spellStart"/>
+            <w:r>
+              <w:t>ET.Element</w:t>
+            </w:r>
+            <w:proofErr w:type="spellEnd"/>
+            <w:r>
+              <w:t>, step: str, namespaces: Dict[str, str], root: Optional[</w:t>
+            </w:r>
+            <w:proofErr w:type="spellStart"/>
+            <w:r>
+              <w:t>ET.Element</w:t>
+            </w:r>
+            <w:proofErr w:type="spellEnd"/>
+            <w:r>
+              <w:t>]=None</w:t>
             </w:r>
           </w:p>
         </w:tc>
@@ -14076,9 +15381,11 @@
             <w:pPr>
               <w:pStyle w:val="Tablebody"/>
             </w:pPr>
+            <w:proofErr w:type="spellStart"/>
             <w:r>
               <w:t>find_nodes</w:t>
             </w:r>
+            <w:proofErr w:type="spellEnd"/>
           </w:p>
         </w:tc>
         <w:tc>
@@ -14105,7 +15412,23 @@
               <w:pStyle w:val="Tablebody"/>
             </w:pPr>
             <w:r>
-              <w:t>context: ET.Element, xpath: str, namespaces: Dict[str, str], root: Optional[ET.Element]=None</w:t>
+              <w:t xml:space="preserve">context: </w:t>
+            </w:r>
+            <w:proofErr w:type="spellStart"/>
+            <w:r>
+              <w:t>ET.Element</w:t>
+            </w:r>
+            <w:proofErr w:type="spellEnd"/>
+            <w:r>
+              <w:t>, xpath: str, namespaces: Dict[str, str], root: Optional[</w:t>
+            </w:r>
+            <w:proofErr w:type="spellStart"/>
+            <w:r>
+              <w:t>ET.Element</w:t>
+            </w:r>
+            <w:proofErr w:type="spellEnd"/>
+            <w:r>
+              <w:t>]=None</w:t>
             </w:r>
           </w:p>
         </w:tc>
@@ -14137,9 +15460,11 @@
             <w:pPr>
               <w:pStyle w:val="Tablebody"/>
             </w:pPr>
+            <w:proofErr w:type="spellStart"/>
             <w:r>
               <w:t>get_value</w:t>
             </w:r>
+            <w:proofErr w:type="spellEnd"/>
           </w:p>
         </w:tc>
         <w:tc>
@@ -14166,7 +15491,23 @@
               <w:pStyle w:val="Tablebody"/>
             </w:pPr>
             <w:r>
-              <w:t>context: ET.Element, xpath: str, namespaces: Dict[str, str], root: Optional[ET.Element]=None</w:t>
+              <w:t xml:space="preserve">context: </w:t>
+            </w:r>
+            <w:proofErr w:type="spellStart"/>
+            <w:r>
+              <w:t>ET.Element</w:t>
+            </w:r>
+            <w:proofErr w:type="spellEnd"/>
+            <w:r>
+              <w:t>, xpath: str, namespaces: Dict[str, str], root: Optional[</w:t>
+            </w:r>
+            <w:proofErr w:type="spellStart"/>
+            <w:r>
+              <w:t>ET.Element</w:t>
+            </w:r>
+            <w:proofErr w:type="spellEnd"/>
+            <w:r>
+              <w:t>]=None</w:t>
             </w:r>
           </w:p>
         </w:tc>
@@ -14592,9 +15933,11 @@
             <w:pPr>
               <w:pStyle w:val="Tablebody"/>
             </w:pPr>
+            <w:proofErr w:type="spellStart"/>
             <w:r>
               <w:t>read_binding_layout</w:t>
             </w:r>
+            <w:proofErr w:type="spellEnd"/>
           </w:p>
         </w:tc>
         <w:tc>
@@ -14658,9 +16001,11 @@
             <w:pPr>
               <w:pStyle w:val="Tablebody"/>
             </w:pPr>
+            <w:proofErr w:type="spellStart"/>
             <w:r>
               <w:t>build_layout_from_rows</w:t>
             </w:r>
+            <w:proofErr w:type="spellEnd"/>
           </w:p>
         </w:tc>
         <w:tc>
@@ -14935,9 +16280,11 @@
             <w:pPr>
               <w:pStyle w:val="Tablebody"/>
             </w:pPr>
+            <w:proofErr w:type="spellStart"/>
             <w:r>
               <w:t>read_bindings</w:t>
             </w:r>
+            <w:proofErr w:type="spellEnd"/>
           </w:p>
         </w:tc>
         <w:tc>
@@ -15093,9 +16440,11 @@
             <w:pPr>
               <w:pStyle w:val="Tablebody"/>
             </w:pPr>
+            <w:proofErr w:type="spellStart"/>
             <w:r>
               <w:t>build_binding_class_tree</w:t>
             </w:r>
+            <w:proofErr w:type="spellEnd"/>
           </w:p>
         </w:tc>
         <w:tc>
@@ -15542,9 +16891,11 @@
             <w:pPr>
               <w:pStyle w:val="Tablebody"/>
             </w:pPr>
+            <w:proofErr w:type="spellStart"/>
             <w:r>
               <w:t>relative_xpath</w:t>
             </w:r>
+            <w:proofErr w:type="spellEnd"/>
           </w:p>
         </w:tc>
         <w:tc>
@@ -15905,7 +17256,15 @@
               <w:pStyle w:val="Tablebody"/>
             </w:pPr>
             <w:r>
-              <w:t xml:space="preserve">parent: ET.Element, </w:t>
+              <w:t xml:space="preserve">parent: </w:t>
+            </w:r>
+            <w:proofErr w:type="spellStart"/>
+            <w:r>
+              <w:t>ET.Element</w:t>
+            </w:r>
+            <w:proofErr w:type="spellEnd"/>
+            <w:r>
+              <w:t xml:space="preserve">, </w:t>
             </w:r>
             <w:proofErr w:type="spellStart"/>
             <w:r>
@@ -15976,7 +17335,15 @@
               <w:pStyle w:val="Tablebody"/>
             </w:pPr>
             <w:r>
-              <w:t xml:space="preserve">parent: ET.Element, </w:t>
+              <w:t xml:space="preserve">parent: </w:t>
+            </w:r>
+            <w:proofErr w:type="spellStart"/>
+            <w:r>
+              <w:t>ET.Element</w:t>
+            </w:r>
+            <w:proofErr w:type="spellEnd"/>
+            <w:r>
+              <w:t xml:space="preserve">, </w:t>
             </w:r>
             <w:proofErr w:type="spellStart"/>
             <w:r>
@@ -16173,7 +17540,15 @@
               <w:pStyle w:val="Tablebody"/>
             </w:pPr>
             <w:r>
-              <w:t>child: ET.Element, predicate: str, namespaces: Dict[str, str]</w:t>
+              <w:t xml:space="preserve">child: </w:t>
+            </w:r>
+            <w:proofErr w:type="spellStart"/>
+            <w:r>
+              <w:t>ET.Element</w:t>
+            </w:r>
+            <w:proofErr w:type="spellEnd"/>
+            <w:r>
+              <w:t>, predicate: str, namespaces: Dict[str, str]</w:t>
             </w:r>
           </w:p>
         </w:tc>
@@ -16236,7 +17611,15 @@
               <w:pStyle w:val="Tablebody"/>
             </w:pPr>
             <w:r>
-              <w:t xml:space="preserve">parent: ET.Element, step: str, namespaces: Dict[str, str], </w:t>
+              <w:t xml:space="preserve">parent: </w:t>
+            </w:r>
+            <w:proofErr w:type="spellStart"/>
+            <w:r>
+              <w:t>ET.Element</w:t>
+            </w:r>
+            <w:proofErr w:type="spellEnd"/>
+            <w:r>
+              <w:t xml:space="preserve">, step: str, namespaces: Dict[str, str], </w:t>
             </w:r>
             <w:proofErr w:type="spellStart"/>
             <w:r>
@@ -16339,9 +17722,11 @@
             <w:pPr>
               <w:pStyle w:val="Tablebody"/>
             </w:pPr>
+            <w:proofErr w:type="spellStart"/>
             <w:r>
               <w:t>ensure_path</w:t>
             </w:r>
+            <w:proofErr w:type="spellEnd"/>
           </w:p>
         </w:tc>
         <w:tc>
@@ -16368,7 +17753,15 @@
               <w:pStyle w:val="Tablebody"/>
             </w:pPr>
             <w:r>
-              <w:t xml:space="preserve">root: ET.Element, xpath: str, namespaces: Dict[str, str], </w:t>
+              <w:t xml:space="preserve">root: </w:t>
+            </w:r>
+            <w:proofErr w:type="spellStart"/>
+            <w:r>
+              <w:t>ET.Element</w:t>
+            </w:r>
+            <w:proofErr w:type="spellEnd"/>
+            <w:r>
+              <w:t xml:space="preserve">, xpath: str, namespaces: Dict[str, str], </w:t>
             </w:r>
             <w:proofErr w:type="spellStart"/>
             <w:r>
@@ -16439,7 +17832,15 @@
               <w:pStyle w:val="Tablebody"/>
             </w:pPr>
             <w:r>
-              <w:t>root: ET.Element, xpath: str, value: str, namespaces: Dict[str, str]</w:t>
+              <w:t xml:space="preserve">root: </w:t>
+            </w:r>
+            <w:proofErr w:type="spellStart"/>
+            <w:r>
+              <w:t>ET.Element</w:t>
+            </w:r>
+            <w:proofErr w:type="spellEnd"/>
+            <w:r>
+              <w:t>, xpath: str, value: str, namespaces: Dict[str, str]</w:t>
             </w:r>
           </w:p>
         </w:tc>
@@ -16471,9 +17872,11 @@
             <w:pPr>
               <w:pStyle w:val="Tablebody"/>
             </w:pPr>
+            <w:proofErr w:type="spellStart"/>
             <w:r>
               <w:t>find_existing_elements</w:t>
             </w:r>
+            <w:proofErr w:type="spellEnd"/>
           </w:p>
         </w:tc>
         <w:tc>
@@ -16500,7 +17903,15 @@
               <w:pStyle w:val="Tablebody"/>
             </w:pPr>
             <w:r>
-              <w:t>root: ET.Element, parts: List[str], namespaces: Dict[str, str]</w:t>
+              <w:t xml:space="preserve">root: </w:t>
+            </w:r>
+            <w:proofErr w:type="spellStart"/>
+            <w:r>
+              <w:t>ET.Element</w:t>
+            </w:r>
+            <w:proofErr w:type="spellEnd"/>
+            <w:r>
+              <w:t>, parts: List[str], namespaces: Dict[str, str]</w:t>
             </w:r>
           </w:p>
         </w:tc>
@@ -16532,9 +17943,11 @@
             <w:pPr>
               <w:pStyle w:val="Tablebody"/>
             </w:pPr>
+            <w:proofErr w:type="spellStart"/>
             <w:r>
               <w:t>apply_default_to_existing_contexts</w:t>
             </w:r>
+            <w:proofErr w:type="spellEnd"/>
           </w:p>
         </w:tc>
         <w:tc>
@@ -16561,7 +17974,15 @@
               <w:pStyle w:val="Tablebody"/>
             </w:pPr>
             <w:r>
-              <w:t>root: ET.Element, xpath: str, value: str, namespaces: Dict[str, str]</w:t>
+              <w:t xml:space="preserve">root: </w:t>
+            </w:r>
+            <w:proofErr w:type="spellStart"/>
+            <w:r>
+              <w:t>ET.Element</w:t>
+            </w:r>
+            <w:proofErr w:type="spellEnd"/>
+            <w:r>
+              <w:t>, xpath: str, value: str, namespaces: Dict[str, str]</w:t>
             </w:r>
           </w:p>
         </w:tc>
@@ -16687,7 +18108,31 @@
               <w:pStyle w:val="Tablebody"/>
             </w:pPr>
             <w:r>
-              <w:t>element: ET.Element, xpath: str, document_currency: str, tax_currency: str</w:t>
+              <w:t xml:space="preserve">element: </w:t>
+            </w:r>
+            <w:proofErr w:type="spellStart"/>
+            <w:r>
+              <w:t>ET.Element</w:t>
+            </w:r>
+            <w:proofErr w:type="spellEnd"/>
+            <w:r>
+              <w:t xml:space="preserve">, xpath: str, </w:t>
+            </w:r>
+            <w:proofErr w:type="spellStart"/>
+            <w:r>
+              <w:t>document_currency</w:t>
+            </w:r>
+            <w:proofErr w:type="spellEnd"/>
+            <w:r>
+              <w:t xml:space="preserve">: str, </w:t>
+            </w:r>
+            <w:proofErr w:type="spellStart"/>
+            <w:r>
+              <w:t>tax_currency</w:t>
+            </w:r>
+            <w:proofErr w:type="spellEnd"/>
+            <w:r>
+              <w:t>: str</w:t>
             </w:r>
           </w:p>
         </w:tc>
@@ -16701,7 +18146,15 @@
               <w:pStyle w:val="Tablebody"/>
             </w:pPr>
             <w:r>
-              <w:t>Set currencyID on amount elements when appropriate.</w:t>
+              <w:t xml:space="preserve">Set </w:t>
+            </w:r>
+            <w:proofErr w:type="spellStart"/>
+            <w:r>
+              <w:t>currencyID</w:t>
+            </w:r>
+            <w:proofErr w:type="spellEnd"/>
+            <w:r>
+              <w:t xml:space="preserve"> on amount elements when appropriate.</w:t>
             </w:r>
           </w:p>
         </w:tc>
@@ -16750,7 +18203,23 @@
               <w:pStyle w:val="Tablebody"/>
             </w:pPr>
             <w:r>
-              <w:t>xpath: str, document_currency: str, tax_currency: str</w:t>
+              <w:t xml:space="preserve">xpath: str, </w:t>
+            </w:r>
+            <w:proofErr w:type="spellStart"/>
+            <w:r>
+              <w:t>document_currency</w:t>
+            </w:r>
+            <w:proofErr w:type="spellEnd"/>
+            <w:r>
+              <w:t xml:space="preserve">: str, </w:t>
+            </w:r>
+            <w:proofErr w:type="spellStart"/>
+            <w:r>
+              <w:t>tax_currency</w:t>
+            </w:r>
+            <w:proofErr w:type="spellEnd"/>
+            <w:r>
+              <w:t>: str</w:t>
             </w:r>
           </w:p>
         </w:tc>
@@ -16811,7 +18280,31 @@
               <w:pStyle w:val="Tablebody"/>
             </w:pPr>
             <w:r>
-              <w:t>root: ET.Element, xpath: str, namespaces: Dict[str, str], document_currency: str='', tax_currency: str=''</w:t>
+              <w:t xml:space="preserve">root: </w:t>
+            </w:r>
+            <w:proofErr w:type="spellStart"/>
+            <w:r>
+              <w:t>ET.Element</w:t>
+            </w:r>
+            <w:proofErr w:type="spellEnd"/>
+            <w:r>
+              <w:t xml:space="preserve">, xpath: str, namespaces: Dict[str, str], </w:t>
+            </w:r>
+            <w:proofErr w:type="spellStart"/>
+            <w:r>
+              <w:t>document_currency</w:t>
+            </w:r>
+            <w:proofErr w:type="spellEnd"/>
+            <w:r>
+              <w:t xml:space="preserve">: str='', </w:t>
+            </w:r>
+            <w:proofErr w:type="spellStart"/>
+            <w:r>
+              <w:t>tax_currency</w:t>
+            </w:r>
+            <w:proofErr w:type="spellEnd"/>
+            <w:r>
+              <w:t>: str=''</w:t>
             </w:r>
           </w:p>
         </w:tc>
@@ -16843,9 +18336,11 @@
             <w:pPr>
               <w:pStyle w:val="Tablebody"/>
             </w:pPr>
+            <w:proofErr w:type="spellStart"/>
             <w:r>
               <w:t>set_xml_value_with_currency</w:t>
             </w:r>
+            <w:proofErr w:type="spellEnd"/>
           </w:p>
         </w:tc>
         <w:tc>
@@ -16872,7 +18367,31 @@
               <w:pStyle w:val="Tablebody"/>
             </w:pPr>
             <w:r>
-              <w:t>root: ET.Element, xpath: str, value: str, namespaces: Dict[str, str], document_currency: str, tax_currency: str</w:t>
+              <w:t xml:space="preserve">root: </w:t>
+            </w:r>
+            <w:proofErr w:type="spellStart"/>
+            <w:r>
+              <w:t>ET.Element</w:t>
+            </w:r>
+            <w:proofErr w:type="spellEnd"/>
+            <w:r>
+              <w:t xml:space="preserve">, xpath: str, value: str, namespaces: Dict[str, str], </w:t>
+            </w:r>
+            <w:proofErr w:type="spellStart"/>
+            <w:r>
+              <w:t>document_currency</w:t>
+            </w:r>
+            <w:proofErr w:type="spellEnd"/>
+            <w:r>
+              <w:t xml:space="preserve">: str, </w:t>
+            </w:r>
+            <w:proofErr w:type="spellStart"/>
+            <w:r>
+              <w:t>tax_currency</w:t>
+            </w:r>
+            <w:proofErr w:type="spellEnd"/>
+            <w:r>
+              <w:t>: str</w:t>
             </w:r>
           </w:p>
         </w:tc>
@@ -16904,9 +18423,11 @@
             <w:pPr>
               <w:pStyle w:val="Tablebody"/>
             </w:pPr>
+            <w:proofErr w:type="spellStart"/>
             <w:r>
               <w:t>set_relative_xml_value</w:t>
             </w:r>
+            <w:proofErr w:type="spellEnd"/>
           </w:p>
         </w:tc>
         <w:tc>
@@ -16933,7 +18454,31 @@
               <w:pStyle w:val="Tablebody"/>
             </w:pPr>
             <w:r>
-              <w:t>context: ET.Element, xpath: str, value: str, namespaces: Dict[str, str], document_currency: str='', tax_currency: str=''</w:t>
+              <w:t xml:space="preserve">context: </w:t>
+            </w:r>
+            <w:proofErr w:type="spellStart"/>
+            <w:r>
+              <w:t>ET.Element</w:t>
+            </w:r>
+            <w:proofErr w:type="spellEnd"/>
+            <w:r>
+              <w:t xml:space="preserve">, xpath: str, value: str, namespaces: Dict[str, str], </w:t>
+            </w:r>
+            <w:proofErr w:type="spellStart"/>
+            <w:r>
+              <w:t>document_currency</w:t>
+            </w:r>
+            <w:proofErr w:type="spellEnd"/>
+            <w:r>
+              <w:t xml:space="preserve">: str='', </w:t>
+            </w:r>
+            <w:proofErr w:type="spellStart"/>
+            <w:r>
+              <w:t>tax_currency</w:t>
+            </w:r>
+            <w:proofErr w:type="spellEnd"/>
+            <w:r>
+              <w:t>: str=''</w:t>
             </w:r>
           </w:p>
         </w:tc>
@@ -16965,9 +18510,11 @@
             <w:pPr>
               <w:pStyle w:val="Tablebody"/>
             </w:pPr>
+            <w:proofErr w:type="spellStart"/>
             <w:r>
               <w:t>load_ubl_child_order</w:t>
             </w:r>
+            <w:proofErr w:type="spellEnd"/>
           </w:p>
         </w:tc>
         <w:tc>
@@ -17070,7 +18617,23 @@
               <w:pStyle w:val="Tablebody"/>
             </w:pPr>
             <w:r>
-              <w:t>element: ET.Element, schema_child_order: Optional[Dict[str, List[str]]]=None</w:t>
+              <w:t xml:space="preserve">element: </w:t>
+            </w:r>
+            <w:proofErr w:type="spellStart"/>
+            <w:r>
+              <w:t>ET.Element</w:t>
+            </w:r>
+            <w:proofErr w:type="spellEnd"/>
+            <w:r>
+              <w:t xml:space="preserve">, </w:t>
+            </w:r>
+            <w:proofErr w:type="spellStart"/>
+            <w:r>
+              <w:t>schema_child_order</w:t>
+            </w:r>
+            <w:proofErr w:type="spellEnd"/>
+            <w:r>
+              <w:t>: Optional[Dict[str, List[str]]]=None</w:t>
             </w:r>
           </w:p>
         </w:tc>
@@ -17102,9 +18665,11 @@
             <w:pPr>
               <w:pStyle w:val="Tablebody"/>
             </w:pPr>
+            <w:proofErr w:type="spellStart"/>
             <w:r>
               <w:t>sort_children_for_ubl_schema</w:t>
             </w:r>
+            <w:proofErr w:type="spellEnd"/>
           </w:p>
         </w:tc>
         <w:tc>
@@ -17131,7 +18696,23 @@
               <w:pStyle w:val="Tablebody"/>
             </w:pPr>
             <w:r>
-              <w:t>element: ET.Element, schema_child_order: Optional[Dict[str, List[str]]]=None</w:t>
+              <w:t xml:space="preserve">element: </w:t>
+            </w:r>
+            <w:proofErr w:type="spellStart"/>
+            <w:r>
+              <w:t>ET.Element</w:t>
+            </w:r>
+            <w:proofErr w:type="spellEnd"/>
+            <w:r>
+              <w:t xml:space="preserve">, </w:t>
+            </w:r>
+            <w:proofErr w:type="spellStart"/>
+            <w:r>
+              <w:t>schema_child_order</w:t>
+            </w:r>
+            <w:proofErr w:type="spellEnd"/>
+            <w:r>
+              <w:t>: Optional[Dict[str, List[str]]]=None</w:t>
             </w:r>
           </w:p>
         </w:tc>
@@ -17194,7 +18775,15 @@
               <w:pStyle w:val="Tablebody"/>
             </w:pPr>
             <w:r>
-              <w:t>element: ET.Element, local_name: str</w:t>
+              <w:t xml:space="preserve">element: </w:t>
+            </w:r>
+            <w:proofErr w:type="spellStart"/>
+            <w:r>
+              <w:t>ET.Element</w:t>
+            </w:r>
+            <w:proofErr w:type="spellEnd"/>
+            <w:r>
+              <w:t>, local_name: str</w:t>
             </w:r>
           </w:p>
         </w:tc>
@@ -17257,7 +18846,15 @@
               <w:pStyle w:val="Tablebody"/>
             </w:pPr>
             <w:r>
-              <w:t>root: ET.Element, namespaces: Dict[str, str]</w:t>
+              <w:t xml:space="preserve">root: </w:t>
+            </w:r>
+            <w:proofErr w:type="spellStart"/>
+            <w:r>
+              <w:t>ET.Element</w:t>
+            </w:r>
+            <w:proofErr w:type="spellEnd"/>
+            <w:r>
+              <w:t>, namespaces: Dict[str, str]</w:t>
             </w:r>
           </w:p>
         </w:tc>
@@ -17267,19 +18864,8 @@
             <w:vAlign w:val="center"/>
           </w:tcPr>
           <w:p>
-            <w:pPr>
-              <w:pStyle w:val="Tablebody"/>
-            </w:pPr>
-            <w:r>
-              <w:t xml:space="preserve">Add required </w:t>
-            </w:r>
-            <w:proofErr w:type="spellStart"/>
-            <w:r>
-              <w:t>TaxScheme</w:t>
-            </w:r>
-            <w:proofErr w:type="spellEnd"/>
-            <w:r>
-              <w:t xml:space="preserve"> ID defaults when missing.</w:t>
+            <w:r>
+              <w:t>Compatibility hook; creates no business/syntax literals. Explicit defaults are supplied by Binding rows.</w:t>
             </w:r>
           </w:p>
         </w:tc>
@@ -17328,7 +18914,15 @@
               <w:pStyle w:val="Tablebody"/>
             </w:pPr>
             <w:r>
-              <w:t>element: ET.Element, level: int=0</w:t>
+              <w:t xml:space="preserve">element: </w:t>
+            </w:r>
+            <w:proofErr w:type="spellStart"/>
+            <w:r>
+              <w:t>ET.Element</w:t>
+            </w:r>
+            <w:proofErr w:type="spellEnd"/>
+            <w:r>
+              <w:t>, level: int=0</w:t>
             </w:r>
           </w:p>
         </w:tc>
@@ -17360,9 +18954,11 @@
             <w:pPr>
               <w:pStyle w:val="Tablebody"/>
             </w:pPr>
+            <w:proofErr w:type="spellStart"/>
             <w:r>
               <w:t>new_row</w:t>
             </w:r>
+            <w:proofErr w:type="spellEnd"/>
           </w:p>
         </w:tc>
         <w:tc>
@@ -17531,7 +19127,15 @@
               <w:pStyle w:val="Tablebody"/>
             </w:pPr>
             <w:r>
-              <w:t>rows: List[Dict[str, str]], fieldnames: List[str], field_dimension: Dict[str, str]</w:t>
+              <w:t xml:space="preserve">rows: List[Dict[str, str]], fieldnames: List[str], </w:t>
+            </w:r>
+            <w:proofErr w:type="spellStart"/>
+            <w:r>
+              <w:t>field_dimension</w:t>
+            </w:r>
+            <w:proofErr w:type="spellEnd"/>
+            <w:r>
+              <w:t>: Dict[str, str]</w:t>
             </w:r>
           </w:p>
         </w:tc>
@@ -17889,7 +19493,15 @@
               <w:pStyle w:val="Tablebody"/>
             </w:pPr>
             <w:r>
-              <w:t>Build metadata links to available taxonomy entrypoint files.</w:t>
+              <w:t xml:space="preserve">Build metadata links to available taxonomy </w:t>
+            </w:r>
+            <w:proofErr w:type="spellStart"/>
+            <w:r>
+              <w:t>entrypoint</w:t>
+            </w:r>
+            <w:proofErr w:type="spellEnd"/>
+            <w:r>
+              <w:t xml:space="preserve"> files.</w:t>
             </w:r>
           </w:p>
         </w:tc>
@@ -17957,7 +19569,15 @@
               <w:pStyle w:val="Tablebody"/>
             </w:pPr>
             <w:r>
-              <w:t>Infer a taxonomy version label from entrypoint file names.</w:t>
+              <w:t xml:space="preserve">Infer a taxonomy version label from </w:t>
+            </w:r>
+            <w:proofErr w:type="spellStart"/>
+            <w:r>
+              <w:t>entrypoint</w:t>
+            </w:r>
+            <w:proofErr w:type="spellEnd"/>
+            <w:r>
+              <w:t xml:space="preserve"> file names.</w:t>
             </w:r>
           </w:p>
         </w:tc>
@@ -18106,9 +19726,11 @@
             <w:pPr>
               <w:pStyle w:val="Tablebody"/>
             </w:pPr>
+            <w:proofErr w:type="spellStart"/>
             <w:r>
               <w:t>write_csv_metadata</w:t>
             </w:r>
+            <w:proofErr w:type="spellEnd"/>
           </w:p>
         </w:tc>
         <w:tc>
@@ -18212,9 +19834,11 @@
             <w:pPr>
               <w:pStyle w:val="Tablebody"/>
             </w:pPr>
+            <w:proofErr w:type="spellStart"/>
             <w:r>
               <w:t>write_hierarchical_csv</w:t>
             </w:r>
+            <w:proofErr w:type="spellEnd"/>
           </w:p>
         </w:tc>
         <w:tc>
@@ -18294,7 +19918,15 @@
             </w:r>
             <w:proofErr w:type="spellEnd"/>
             <w:r>
-              <w:t>: str='1', drop_empty: bool=False</w:t>
+              <w:t xml:space="preserve">: str='1', </w:t>
+            </w:r>
+            <w:proofErr w:type="spellStart"/>
+            <w:r>
+              <w:t>drop_empty</w:t>
+            </w:r>
+            <w:proofErr w:type="spellEnd"/>
+            <w:r>
+              <w:t>: bool=False</w:t>
             </w:r>
           </w:p>
         </w:tc>
@@ -18531,9 +20163,11 @@
             <w:pPr>
               <w:pStyle w:val="Tablebody"/>
             </w:pPr>
+            <w:proofErr w:type="spellStart"/>
             <w:r>
               <w:t>write_xml_from_hierarchical_csv</w:t>
             </w:r>
+            <w:proofErr w:type="spellEnd"/>
           </w:p>
         </w:tc>
         <w:tc>
@@ -18923,7 +20557,7 @@
               <w:rPr>
                 <w:color w:val="000000"/>
               </w:rPr>
-              <w:t>tools/binding/flat_csv.py reads the 16-column CANONICAL_FIELDS and the 17-column LEGACY_17_FIELDS, validates the HMD semantic_path and sequence, definition tables, grouping, and tax and account mappings, and performs bidirectional conversion.</w:t>
+              <w:t>tools/uadc/flat_csv.py reads the 16-column CANONICAL_FIELDS and the 17-column LEGACY_17_FIELDS, validates the HMD semantic_path and sequence, definition tables, grouping, and tax and account mappings, and performs bidirectional conversion.</w:t>
             </w:r>
           </w:p>
         </w:tc>
@@ -19237,7 +20871,21 @@
               <w:rPr>
                 <w:color w:val="000000"/>
               </w:rPr>
-              <w:t>Use the JSON metadata as the entry point and validate the referenced CSV together with the DTS identified by documentInfo.taxonomy. Use Arelle to determine conformance of QNames, concepts, datatypes, entities, periods, units, and dimensions.</w:t>
+              <w:t xml:space="preserve">Use the JSON metadata as the entry point and validate the referenced CSV together with the DTS identified by </w:t>
+            </w:r>
+            <w:proofErr w:type="spellStart"/>
+            <w:r>
+              <w:rPr>
+                <w:color w:val="000000"/>
+              </w:rPr>
+              <w:t>documentInfo.taxonomy</w:t>
+            </w:r>
+            <w:proofErr w:type="spellEnd"/>
+            <w:r>
+              <w:rPr>
+                <w:color w:val="000000"/>
+              </w:rPr>
+              <w:t>. Use Arelle to determine conformance of QNames, concepts, datatypes, entities, periods, units, and dimensions.</w:t>
             </w:r>
           </w:p>
         </w:tc>
@@ -19443,6 +21091,7 @@
             <w:pPr>
               <w:pStyle w:val="Tablebody"/>
             </w:pPr>
+            <w:proofErr w:type="spellStart"/>
             <w:r>
               <w:rPr>
                 <w:color w:val="000000"/>
@@ -19451,11 +21100,9 @@
             </w:r>
             <w:r>
               <w:rPr>
-                <w:rFonts w:hint="eastAsia"/>
                 <w:color w:val="000000"/>
-                <w:lang w:eastAsia="ja-JP"/>
-              </w:rPr>
-              <w:t xml:space="preserve">, </w:t>
+              </w:rPr>
+              <w:t>、</w:t>
             </w:r>
             <w:r>
               <w:rPr>
@@ -19465,11 +21112,9 @@
             </w:r>
             <w:r>
               <w:rPr>
-                <w:rFonts w:hint="eastAsia"/>
                 <w:color w:val="000000"/>
-                <w:lang w:eastAsia="ja-JP"/>
-              </w:rPr>
-              <w:t xml:space="preserve">, </w:t>
+              </w:rPr>
+              <w:t>、</w:t>
             </w:r>
             <w:r>
               <w:rPr>
@@ -19479,11 +21124,9 @@
             </w:r>
             <w:r>
               <w:rPr>
-                <w:rFonts w:hint="eastAsia"/>
                 <w:color w:val="000000"/>
-                <w:lang w:eastAsia="ja-JP"/>
-              </w:rPr>
-              <w:t xml:space="preserve">, </w:t>
+              </w:rPr>
+              <w:t>、</w:t>
             </w:r>
             <w:r>
               <w:rPr>
@@ -19491,6 +21134,7 @@
               </w:rPr>
               <w:t>multiplicity</w:t>
             </w:r>
+            <w:proofErr w:type="spellEnd"/>
           </w:p>
         </w:tc>
       </w:tr>
@@ -19521,6 +21165,7 @@
             <w:pPr>
               <w:pStyle w:val="Tablebody"/>
             </w:pPr>
+            <w:proofErr w:type="spellStart"/>
             <w:r>
               <w:rPr>
                 <w:color w:val="000000"/>
@@ -19539,6 +21184,7 @@
               </w:rPr>
               <w:t>selector</w:t>
             </w:r>
+            <w:proofErr w:type="spellEnd"/>
           </w:p>
         </w:tc>
         <w:tc>
@@ -19590,29 +21236,32 @@
               <w:rPr>
                 <w:color w:val="000000"/>
               </w:rPr>
-              <w:t>JSON metadata namespaces</w:t>
-            </w:r>
-            <w:r>
-              <w:rPr>
-                <w:rFonts w:hint="eastAsia"/>
+              <w:t xml:space="preserve">JSON metadata </w:t>
+            </w:r>
+            <w:proofErr w:type="spellStart"/>
+            <w:r>
+              <w:rPr>
                 <w:color w:val="000000"/>
-                <w:lang w:eastAsia="ja-JP"/>
-              </w:rPr>
-              <w:t xml:space="preserve"> / </w:t>
+              </w:rPr>
+              <w:t>namespaces</w:t>
             </w:r>
             <w:r>
               <w:rPr>
                 <w:color w:val="000000"/>
               </w:rPr>
+              <w:t>／</w:t>
+            </w:r>
+            <w:r>
+              <w:rPr>
+                <w:color w:val="000000"/>
+              </w:rPr>
               <w:t>taxonomy</w:t>
             </w:r>
             <w:r>
               <w:rPr>
-                <w:rFonts w:hint="eastAsia"/>
                 <w:color w:val="000000"/>
-                <w:lang w:eastAsia="ja-JP"/>
-              </w:rPr>
-              <w:t xml:space="preserve"> / </w:t>
+              </w:rPr>
+              <w:t>／</w:t>
             </w:r>
             <w:r>
               <w:rPr>
@@ -19620,6 +21269,7 @@
               </w:rPr>
               <w:t>table</w:t>
             </w:r>
+            <w:proofErr w:type="spellEnd"/>
           </w:p>
         </w:tc>
         <w:tc>
@@ -19763,6 +21413,28 @@
                 <w:color w:val="000000"/>
               </w:rPr>
               <w:t>Aligned with the canonical 16-column Binding, definition tables, tax processing, compound journal entries, formal xBRL-CSV, the stable namespace, the AE/BT split, and known issues.</w:t>
+            </w:r>
+          </w:p>
+        </w:tc>
+      </w:tr>
+      <w:tr>
+        <w:tc>
+          <w:tcPr>
+            <w:tcW w:type="dxa" w:w="1947"/>
+          </w:tcPr>
+          <w:p>
+            <w:r>
+              <w:t>30 September 2026</w:t>
+            </w:r>
+          </w:p>
+        </w:tc>
+        <w:tc>
+          <w:tcPr>
+            <w:tcW w:type="dxa" w:w="7789"/>
+          </w:tcPr>
+          <w:p>
+            <w:r>
+              <w:t>Merged the former Detailed and standard Syntax Binding specifications into one document; retained current tools/binding runtime paths and ancestor-lineage reverse occurrence identity; removed runtime invention of VAT/TaxScheme/ChargeIndicator defaults so syntax-only literals remain Binding-declared.</w:t>
             </w:r>
           </w:p>
         </w:tc>
